--- a/Présentation/Guide_installation_Toki_G2_MiniProjet2.docx
+++ b/Présentation/Guide_installation_Toki_G2_MiniProjet2.docx
@@ -8,7 +8,7 @@
           <w:noProof/>
         </w:rPr>
         <w:drawing>
-          <wp:anchor distT="0" distB="0" distL="114300" distR="114300" simplePos="0" relativeHeight="251658240" behindDoc="0" locked="0" layoutInCell="1" allowOverlap="1" wp14:anchorId="51A76193" wp14:editId="65DAFEB4">
+          <wp:anchor distT="0" distB="0" distL="114300" distR="114300" simplePos="0" relativeHeight="251658240" behindDoc="0" locked="0" layoutInCell="1" allowOverlap="1" wp14:anchorId="51A76193" wp14:editId="43DC45A3">
             <wp:simplePos x="0" y="0"/>
             <wp:positionH relativeFrom="column">
               <wp:posOffset>66675</wp:posOffset>
@@ -263,7 +263,7 @@
         <w:lastRenderedPageBreak/>
         <w:tab/>
       </w:r>
-      <w:bookmarkStart w:id="0" w:name="_Toc225850792"/>
+      <w:bookmarkStart w:id="0" w:name="_Toc226663336"/>
       <w:r>
         <w:rPr>
           <w:u w:val="single"/>
@@ -274,6 +274,15 @@
     </w:p>
     <w:sdt>
       <w:sdtPr>
+        <w:rPr>
+          <w:rFonts w:asciiTheme="minorHAnsi" w:eastAsiaTheme="minorHAnsi" w:hAnsiTheme="minorHAnsi" w:cstheme="minorBidi"/>
+          <w:color w:val="auto"/>
+          <w:kern w:val="2"/>
+          <w:sz w:val="24"/>
+          <w:szCs w:val="24"/>
+          <w:lang w:eastAsia="en-US"/>
+          <w14:ligatures w14:val="standardContextual"/>
+        </w:rPr>
         <w:id w:val="-2080816758"/>
         <w:docPartObj>
           <w:docPartGallery w:val="Table of Contents"/>
@@ -282,15 +291,9 @@
       </w:sdtPr>
       <w:sdtEndPr>
         <w:rPr>
-          <w:rFonts w:asciiTheme="minorHAnsi" w:eastAsiaTheme="minorHAnsi" w:hAnsiTheme="minorHAnsi" w:cstheme="minorBidi"/>
+          <w:rFonts w:eastAsiaTheme="minorEastAsia"/>
           <w:b/>
           <w:bCs/>
-          <w:color w:val="auto"/>
-          <w:kern w:val="2"/>
-          <w:sz w:val="24"/>
-          <w:szCs w:val="24"/>
-          <w:lang w:eastAsia="en-US"/>
-          <w14:ligatures w14:val="standardContextual"/>
         </w:rPr>
       </w:sdtEndPr>
       <w:sdtContent>
@@ -320,7 +323,7 @@
           <w:r>
             <w:fldChar w:fldCharType="separate"/>
           </w:r>
-          <w:hyperlink w:anchor="_Toc225850792" w:history="1">
+          <w:hyperlink w:anchor="_Toc226663336" w:history="1">
             <w:r>
               <w:rPr>
                 <w:rStyle w:val="Lienhypertexte"/>
@@ -347,7 +350,7 @@
                 <w:noProof/>
                 <w:webHidden/>
               </w:rPr>
-              <w:instrText xml:space="preserve"> PAGEREF _Toc225850792 \h </w:instrText>
+              <w:instrText xml:space="preserve"> PAGEREF _Toc226663336 \h </w:instrText>
             </w:r>
             <w:r>
               <w:rPr>
@@ -391,7 +394,7 @@
               <w:lang w:eastAsia="fr-FR"/>
             </w:rPr>
           </w:pPr>
-          <w:hyperlink w:anchor="_Toc225850793" w:history="1">
+          <w:hyperlink w:anchor="_Toc226663337" w:history="1">
             <w:r>
               <w:rPr>
                 <w:rStyle w:val="Lienhypertexte"/>
@@ -433,7 +436,7 @@
                 <w:noProof/>
                 <w:webHidden/>
               </w:rPr>
-              <w:instrText xml:space="preserve"> PAGEREF _Toc225850793 \h </w:instrText>
+              <w:instrText xml:space="preserve"> PAGEREF _Toc226663337 \h </w:instrText>
             </w:r>
             <w:r>
               <w:rPr>
@@ -477,13 +480,13 @@
               <w:lang w:eastAsia="fr-FR"/>
             </w:rPr>
           </w:pPr>
-          <w:hyperlink w:anchor="_Toc225850794" w:history="1">
+          <w:hyperlink w:anchor="_Toc226663338" w:history="1">
             <w:r>
               <w:rPr>
                 <w:rStyle w:val="Lienhypertexte"/>
                 <w:noProof/>
               </w:rPr>
-              <w:t>2.</w:t>
+              <w:t>1.</w:t>
             </w:r>
             <w:r>
               <w:rPr>
@@ -498,7 +501,7 @@
                 <w:rStyle w:val="Lienhypertexte"/>
                 <w:noProof/>
               </w:rPr>
-              <w:t>ZKLDZKD</w:t>
+              <w:t>Installation</w:t>
             </w:r>
             <w:r>
               <w:rPr>
@@ -519,7 +522,7 @@
                 <w:noProof/>
                 <w:webHidden/>
               </w:rPr>
-              <w:instrText xml:space="preserve"> PAGEREF _Toc225850794 \h </w:instrText>
+              <w:instrText xml:space="preserve"> PAGEREF _Toc226663338 \h </w:instrText>
             </w:r>
             <w:r>
               <w:rPr>
@@ -563,13 +566,13 @@
               <w:lang w:eastAsia="fr-FR"/>
             </w:rPr>
           </w:pPr>
-          <w:hyperlink w:anchor="_Toc225850795" w:history="1">
+          <w:hyperlink w:anchor="_Toc226663339" w:history="1">
             <w:r>
               <w:rPr>
                 <w:rStyle w:val="Lienhypertexte"/>
                 <w:noProof/>
               </w:rPr>
-              <w:t>3.</w:t>
+              <w:t>2.</w:t>
             </w:r>
             <w:r>
               <w:rPr>
@@ -584,7 +587,7 @@
                 <w:rStyle w:val="Lienhypertexte"/>
                 <w:noProof/>
               </w:rPr>
-              <w:t>KSLDKLZS</w:t>
+              <w:t>Exécution</w:t>
             </w:r>
             <w:r>
               <w:rPr>
@@ -605,7 +608,7 @@
                 <w:noProof/>
                 <w:webHidden/>
               </w:rPr>
-              <w:instrText xml:space="preserve"> PAGEREF _Toc225850795 \h </w:instrText>
+              <w:instrText xml:space="preserve"> PAGEREF _Toc226663339 \h </w:instrText>
             </w:r>
             <w:r>
               <w:rPr>
@@ -625,7 +628,7 @@
                 <w:noProof/>
                 <w:webHidden/>
               </w:rPr>
-              <w:t>5</w:t>
+              <w:t>4</w:t>
             </w:r>
             <w:r>
               <w:rPr>
@@ -671,10 +674,10 @@
         <w:pStyle w:val="Titre1"/>
         <w:numPr>
           <w:ilvl w:val="0"/>
-          <w:numId w:val="1"/>
+          <w:numId w:val="2"/>
         </w:numPr>
       </w:pPr>
-      <w:bookmarkStart w:id="1" w:name="_Toc225850793"/>
+      <w:bookmarkStart w:id="1" w:name="_Toc226663337"/>
       <w:r>
         <w:lastRenderedPageBreak/>
         <w:t>Présentation :</w:t>
@@ -742,7 +745,34 @@
     <w:p/>
     <w:p/>
     <w:p/>
-    <w:p/>
+    <w:p>
+      <w:r>
+        <w:t xml:space="preserve">Commandes </w:t>
+      </w:r>
+      <w:proofErr w:type="spellStart"/>
+      <w:r>
+        <w:rPr>
+          <w:color w:val="0070C0"/>
+        </w:rPr>
+        <w:t>windows</w:t>
+      </w:r>
+      <w:proofErr w:type="spellEnd"/>
+      <w:r>
+        <w:rPr>
+          <w:color w:val="0070C0"/>
+        </w:rPr>
+        <w:t xml:space="preserve"> </w:t>
+      </w:r>
+      <w:r>
+        <w:t xml:space="preserve">| </w:t>
+      </w:r>
+      <w:r>
+        <w:rPr>
+          <w:color w:val="FF0000"/>
+        </w:rPr>
+        <w:t>linux/mac</w:t>
+      </w:r>
+    </w:p>
     <w:p>
       <w:pPr>
         <w:pStyle w:val="Titre1"/>
@@ -751,37 +781,213 @@
           <w:numId w:val="1"/>
         </w:numPr>
       </w:pPr>
-      <w:bookmarkStart w:id="2" w:name="_Toc225850794"/>
-      <w:r>
-        <w:t>ZKLDZKD</w:t>
+      <w:bookmarkStart w:id="2" w:name="_Toc226663338"/>
+      <w:r>
+        <w:t>Installatio</w:t>
+      </w:r>
+      <w:r>
+        <w:t>n</w:t>
       </w:r>
       <w:bookmarkEnd w:id="2"/>
     </w:p>
-    <w:p/>
-    <w:p/>
-    <w:p/>
-    <w:p/>
-    <w:p/>
-    <w:p/>
-    <w:p/>
-    <w:p/>
-    <w:p/>
-    <w:p/>
-    <w:p/>
-    <w:p/>
-    <w:p/>
-    <w:p/>
-    <w:p/>
-    <w:p/>
-    <w:p/>
-    <w:p/>
-    <w:p/>
-    <w:p/>
-    <w:p/>
-    <w:p/>
-    <w:p/>
-    <w:p/>
-    <w:p/>
+    <w:p>
+      <w:pPr>
+        <w:pStyle w:val="Paragraphedeliste"/>
+        <w:numPr>
+          <w:ilvl w:val="1"/>
+          <w:numId w:val="1"/>
+        </w:numPr>
+      </w:pPr>
+      <w:r>
+        <w:t>Installer python</w:t>
+      </w:r>
+    </w:p>
+    <w:p>
+      <w:pPr>
+        <w:pStyle w:val="Paragraphedeliste"/>
+        <w:numPr>
+          <w:ilvl w:val="1"/>
+          <w:numId w:val="1"/>
+        </w:numPr>
+      </w:pPr>
+      <w:r>
+        <w:t>Installer</w:t>
+      </w:r>
+      <w:r>
+        <w:t xml:space="preserve"> le</w:t>
+      </w:r>
+      <w:r>
+        <w:t xml:space="preserve">s </w:t>
+      </w:r>
+      <w:proofErr w:type="gramStart"/>
+      <w:r>
+        <w:t>modules:</w:t>
+      </w:r>
+      <w:proofErr w:type="gramEnd"/>
+      <w:r>
+        <w:t xml:space="preserve"> </w:t>
+      </w:r>
+      <w:r>
+        <w:rPr>
+          <w:color w:val="0070C0"/>
+        </w:rPr>
+        <w:t>python</w:t>
+      </w:r>
+      <w:r>
+        <w:t>|</w:t>
+      </w:r>
+      <w:r>
+        <w:rPr>
+          <w:color w:val="FF0000"/>
+        </w:rPr>
+        <w:t>python</w:t>
+      </w:r>
+      <w:proofErr w:type="gramStart"/>
+      <w:r>
+        <w:rPr>
+          <w:color w:val="FF0000"/>
+        </w:rPr>
+        <w:t>3</w:t>
+      </w:r>
+      <w:r>
+        <w:t xml:space="preserve"> </w:t>
+      </w:r>
+      <w:r>
+        <w:t xml:space="preserve"> -</w:t>
+      </w:r>
+      <w:proofErr w:type="gramEnd"/>
+      <w:r>
+        <w:t xml:space="preserve">m </w:t>
+      </w:r>
+      <w:proofErr w:type="spellStart"/>
+      <w:r>
+        <w:t>pip</w:t>
+      </w:r>
+      <w:proofErr w:type="spellEnd"/>
+      <w:r>
+        <w:t xml:space="preserve"> </w:t>
+      </w:r>
+      <w:proofErr w:type="spellStart"/>
+      <w:r>
+        <w:t>install</w:t>
+      </w:r>
+      <w:proofErr w:type="spellEnd"/>
+      <w:r>
+        <w:t xml:space="preserve"> –r src/backend/</w:t>
+      </w:r>
+      <w:r>
+        <w:t>requirements.txt</w:t>
+      </w:r>
+      <w:r>
+        <w:t xml:space="preserve"> (sur linux</w:t>
+      </w:r>
+      <w:r>
+        <w:t>,</w:t>
+      </w:r>
+      <w:r>
+        <w:t xml:space="preserve"> </w:t>
+      </w:r>
+      <w:proofErr w:type="spellStart"/>
+      <w:r>
+        <w:t>pip</w:t>
+      </w:r>
+      <w:proofErr w:type="spellEnd"/>
+      <w:r>
+        <w:t xml:space="preserve"> peu peut être ne pas être installe, pour l'installer faut l'installer depuis le pa</w:t>
+      </w:r>
+      <w:r>
+        <w:t>quet manager (</w:t>
+      </w:r>
+      <w:proofErr w:type="spellStart"/>
+      <w:r>
+        <w:rPr>
+          <w:color w:val="FF0000"/>
+        </w:rPr>
+        <w:t>apt</w:t>
+      </w:r>
+      <w:proofErr w:type="spellEnd"/>
+      <w:r>
+        <w:rPr>
+          <w:color w:val="FF0000"/>
+        </w:rPr>
+        <w:t xml:space="preserve"> </w:t>
+      </w:r>
+      <w:proofErr w:type="spellStart"/>
+      <w:r>
+        <w:rPr>
+          <w:color w:val="FF0000"/>
+        </w:rPr>
+        <w:t>install</w:t>
+      </w:r>
+      <w:proofErr w:type="spellEnd"/>
+      <w:r>
+        <w:rPr>
+          <w:color w:val="FF0000"/>
+        </w:rPr>
+        <w:t xml:space="preserve"> python-</w:t>
+      </w:r>
+      <w:proofErr w:type="spellStart"/>
+      <w:r>
+        <w:rPr>
+          <w:color w:val="FF0000"/>
+        </w:rPr>
+        <w:t>pip</w:t>
+      </w:r>
+      <w:proofErr w:type="spellEnd"/>
+      <w:r>
+        <w:t xml:space="preserve">) sur </w:t>
+      </w:r>
+      <w:r>
+        <w:t>Debian</w:t>
+      </w:r>
+      <w:r>
+        <w:t>)</w:t>
+      </w:r>
+    </w:p>
+    <w:p>
+      <w:pPr>
+        <w:pStyle w:val="Paragraphedeliste"/>
+        <w:numPr>
+          <w:ilvl w:val="1"/>
+          <w:numId w:val="1"/>
+        </w:numPr>
+      </w:pPr>
+      <w:r>
+        <w:t>Si la version de python est &gt;</w:t>
+      </w:r>
+      <w:r>
+        <w:t>=</w:t>
+      </w:r>
+      <w:r>
+        <w:t xml:space="preserve"> </w:t>
+      </w:r>
+      <w:proofErr w:type="gramStart"/>
+      <w:r>
+        <w:t>3:</w:t>
+      </w:r>
+      <w:proofErr w:type="gramEnd"/>
+      <w:r>
+        <w:t xml:space="preserve"> </w:t>
+      </w:r>
+      <w:r>
+        <w:t>commenter la ligne 5 et décommenter la ligne 6</w:t>
+      </w:r>
+      <w:r>
+        <w:t>, si</w:t>
+      </w:r>
+      <w:r>
+        <w:t>non faire à l'envers</w:t>
+      </w:r>
+      <w:r>
+        <w:t>.</w:t>
+      </w:r>
+    </w:p>
+    <w:p>
+      <w:pPr>
+        <w:pStyle w:val="Paragraphedeliste"/>
+        <w:ind w:left="1440"/>
+      </w:pPr>
+    </w:p>
     <w:p/>
     <w:p/>
     <w:p>
@@ -792,12 +998,89 @@
           <w:numId w:val="1"/>
         </w:numPr>
       </w:pPr>
-      <w:bookmarkStart w:id="3" w:name="_Toc225850795"/>
-      <w:r>
-        <w:t>KSLDKLZS</w:t>
+      <w:bookmarkStart w:id="3" w:name="_Toc226663339"/>
+      <w:r>
+        <w:t>Exécution</w:t>
       </w:r>
       <w:bookmarkEnd w:id="3"/>
     </w:p>
+    <w:p>
+      <w:pPr>
+        <w:pStyle w:val="Paragraphedeliste"/>
+        <w:numPr>
+          <w:ilvl w:val="1"/>
+          <w:numId w:val="1"/>
+        </w:numPr>
+      </w:pPr>
+      <w:r>
+        <w:t xml:space="preserve">Depuis le répertoire racine du projet, </w:t>
+      </w:r>
+      <w:r>
+        <w:t>exécuter le server avec</w:t>
+      </w:r>
+      <w:r>
+        <w:t xml:space="preserve"> </w:t>
+      </w:r>
+      <w:r>
+        <w:t>(</w:t>
+      </w:r>
+      <w:r>
+        <w:rPr>
+          <w:color w:val="0070C0"/>
+          <w:lang w:val="en-US"/>
+        </w:rPr>
+        <w:t>python</w:t>
+      </w:r>
+      <w:r>
+        <w:rPr>
+          <w:lang w:val="en-US"/>
+        </w:rPr>
+        <w:t>|</w:t>
+      </w:r>
+      <w:r>
+        <w:rPr>
+          <w:color w:val="FF0000"/>
+          <w:lang w:val="en-US"/>
+        </w:rPr>
+        <w:t xml:space="preserve">python3 </w:t>
+      </w:r>
+      <w:r>
+        <w:rPr>
+          <w:color w:val="000000" w:themeColor="text1"/>
+          <w:lang w:val="en-US"/>
+        </w:rPr>
+        <w:t>src/backend/</w:t>
+      </w:r>
+      <w:r>
+        <w:rPr>
+          <w:color w:val="000000" w:themeColor="text1"/>
+          <w:lang w:val="en-US"/>
+        </w:rPr>
+        <w:t>main.py</w:t>
+      </w:r>
+      <w:r>
+        <w:t>)</w:t>
+      </w:r>
+    </w:p>
+    <w:p>
+      <w:pPr>
+        <w:pStyle w:val="Paragraphedeliste"/>
+        <w:numPr>
+          <w:ilvl w:val="1"/>
+          <w:numId w:val="1"/>
+        </w:numPr>
+      </w:pPr>
+      <w:r>
+        <w:t>Aller sur (http://</w:t>
+      </w:r>
+      <w:r>
+        <w:t>hote:80</w:t>
+      </w:r>
+      <w:r>
+        <w:t>)</w:t>
+      </w:r>
+    </w:p>
+    <w:p/>
     <w:sectPr>
       <w:footerReference w:type="default" r:id="rId10"/>
       <w:pgSz w:w="11906" w:h="16838"/>
@@ -970,7 +1253,96 @@
       </w:pPr>
     </w:lvl>
   </w:abstractNum>
-  <w:num w:numId="1" w16cid:durableId="1634482046">
+  <w:abstractNum w:abstractNumId="1" w15:restartNumberingAfterBreak="0">
+    <w:nsid w:val="582CD4A4"/>
+    <w:multiLevelType w:val="hybridMultilevel"/>
+    <w:tmpl w:val="807CBBFE"/>
+    <w:lvl w:ilvl="0" w:tplc="AE14C160">
+      <w:start w:val="1"/>
+      <w:numFmt w:val="decimal"/>
+      <w:lvlText w:val="%1."/>
+      <w:lvlJc w:val="left"/>
+      <w:pPr>
+        <w:ind w:left="720" w:hanging="360"/>
+      </w:pPr>
+    </w:lvl>
+    <w:lvl w:ilvl="1" w:tplc="1026D2E6">
+      <w:start w:val="1"/>
+      <w:numFmt w:val="lowerLetter"/>
+      <w:lvlText w:val="%2."/>
+      <w:lvlJc w:val="left"/>
+      <w:pPr>
+        <w:ind w:left="1440" w:hanging="360"/>
+      </w:pPr>
+    </w:lvl>
+    <w:lvl w:ilvl="2" w:tplc="665418B6">
+      <w:start w:val="1"/>
+      <w:numFmt w:val="lowerRoman"/>
+      <w:lvlText w:val="%3."/>
+      <w:lvlJc w:val="right"/>
+      <w:pPr>
+        <w:ind w:left="2160" w:hanging="180"/>
+      </w:pPr>
+    </w:lvl>
+    <w:lvl w:ilvl="3" w:tplc="523E6F30">
+      <w:start w:val="1"/>
+      <w:numFmt w:val="decimal"/>
+      <w:lvlText w:val="%4."/>
+      <w:lvlJc w:val="left"/>
+      <w:pPr>
+        <w:ind w:left="2880" w:hanging="360"/>
+      </w:pPr>
+    </w:lvl>
+    <w:lvl w:ilvl="4" w:tplc="13F03654">
+      <w:start w:val="1"/>
+      <w:numFmt w:val="lowerLetter"/>
+      <w:lvlText w:val="%5."/>
+      <w:lvlJc w:val="left"/>
+      <w:pPr>
+        <w:ind w:left="3600" w:hanging="360"/>
+      </w:pPr>
+    </w:lvl>
+    <w:lvl w:ilvl="5" w:tplc="89E47278">
+      <w:start w:val="1"/>
+      <w:numFmt w:val="lowerRoman"/>
+      <w:lvlText w:val="%6."/>
+      <w:lvlJc w:val="right"/>
+      <w:pPr>
+        <w:ind w:left="4320" w:hanging="180"/>
+      </w:pPr>
+    </w:lvl>
+    <w:lvl w:ilvl="6" w:tplc="CA3E2E8A">
+      <w:start w:val="1"/>
+      <w:numFmt w:val="decimal"/>
+      <w:lvlText w:val="%7."/>
+      <w:lvlJc w:val="left"/>
+      <w:pPr>
+        <w:ind w:left="5040" w:hanging="360"/>
+      </w:pPr>
+    </w:lvl>
+    <w:lvl w:ilvl="7" w:tplc="EAC881A4">
+      <w:start w:val="1"/>
+      <w:numFmt w:val="lowerLetter"/>
+      <w:lvlText w:val="%8."/>
+      <w:lvlJc w:val="left"/>
+      <w:pPr>
+        <w:ind w:left="5760" w:hanging="360"/>
+      </w:pPr>
+    </w:lvl>
+    <w:lvl w:ilvl="8" w:tplc="FF66B2FA">
+      <w:start w:val="1"/>
+      <w:numFmt w:val="lowerRoman"/>
+      <w:lvlText w:val="%9."/>
+      <w:lvlJc w:val="right"/>
+      <w:pPr>
+        <w:ind w:left="6480" w:hanging="180"/>
+      </w:pPr>
+    </w:lvl>
+  </w:abstractNum>
+  <w:num w:numId="1" w16cid:durableId="100730265">
+    <w:abstractNumId w:val="1"/>
+  </w:num>
+  <w:num w:numId="2" w16cid:durableId="1634482046">
     <w:abstractNumId w:val="0"/>
   </w:num>
 </w:numbering>

--- a/Présentation/Guide_installation_Toki_G2_MiniProjet2.docx
+++ b/Présentation/Guide_installation_Toki_G2_MiniProjet2.docx
@@ -8,7 +8,7 @@
           <w:noProof/>
         </w:rPr>
         <w:drawing>
-          <wp:anchor distT="0" distB="0" distL="114300" distR="114300" simplePos="0" relativeHeight="251658240" behindDoc="0" locked="0" layoutInCell="1" allowOverlap="1" wp14:anchorId="51A76193" wp14:editId="65DAFEB4">
+          <wp:anchor distT="0" distB="0" distL="114300" distR="114300" simplePos="0" relativeHeight="251658240" behindDoc="0" locked="0" layoutInCell="1" allowOverlap="1" wp14:anchorId="51A76193" wp14:editId="6894E654">
             <wp:simplePos x="0" y="0"/>
             <wp:positionH relativeFrom="column">
               <wp:posOffset>66675</wp:posOffset>
@@ -62,12 +62,12 @@
       <w:pPr>
         <w:jc w:val="right"/>
         <w:rPr>
-          <w:lang w:val="en-US"/>
-        </w:rPr>
-      </w:pPr>
-      <w:r>
-        <w:rPr>
-          <w:lang w:val="en-US"/>
+          <w:lang w:val="it-IT"/>
+        </w:rPr>
+      </w:pPr>
+      <w:r>
+        <w:rPr>
+          <w:lang w:val="it-IT"/>
         </w:rPr>
         <w:t>COLAMARCO Brando</w:t>
       </w:r>
@@ -76,12 +76,12 @@
       <w:pPr>
         <w:jc w:val="right"/>
         <w:rPr>
-          <w:lang w:val="en-US"/>
-        </w:rPr>
-      </w:pPr>
-      <w:r>
-        <w:rPr>
-          <w:lang w:val="en-US"/>
+          <w:lang w:val="it-IT"/>
+        </w:rPr>
+      </w:pPr>
+      <w:r>
+        <w:rPr>
+          <w:lang w:val="it-IT"/>
         </w:rPr>
         <w:t>GNANGLA Yoann</w:t>
       </w:r>
@@ -90,12 +90,12 @@
       <w:pPr>
         <w:jc w:val="right"/>
         <w:rPr>
-          <w:lang w:val="en-US"/>
-        </w:rPr>
-      </w:pPr>
-      <w:r>
-        <w:rPr>
-          <w:lang w:val="en-US"/>
+          <w:lang w:val="it-IT"/>
+        </w:rPr>
+      </w:pPr>
+      <w:r>
+        <w:rPr>
+          <w:lang w:val="it-IT"/>
         </w:rPr>
         <w:t>DIAZBOD Vento</w:t>
       </w:r>
@@ -104,7 +104,7 @@
       <w:pPr>
         <w:jc w:val="center"/>
         <w:rPr>
-          <w:lang w:val="en-US"/>
+          <w:lang w:val="it-IT"/>
         </w:rPr>
       </w:pPr>
     </w:p>
@@ -112,7 +112,7 @@
       <w:pPr>
         <w:jc w:val="center"/>
         <w:rPr>
-          <w:lang w:val="en-US"/>
+          <w:lang w:val="it-IT"/>
         </w:rPr>
       </w:pPr>
     </w:p>
@@ -120,7 +120,7 @@
       <w:pPr>
         <w:jc w:val="center"/>
         <w:rPr>
-          <w:lang w:val="en-US"/>
+          <w:lang w:val="it-IT"/>
         </w:rPr>
       </w:pPr>
     </w:p>
@@ -128,7 +128,7 @@
       <w:pPr>
         <w:jc w:val="center"/>
         <w:rPr>
-          <w:lang w:val="en-US"/>
+          <w:lang w:val="it-IT"/>
         </w:rPr>
       </w:pPr>
     </w:p>
@@ -136,7 +136,7 @@
       <w:pPr>
         <w:jc w:val="center"/>
         <w:rPr>
-          <w:lang w:val="en-US"/>
+          <w:lang w:val="it-IT"/>
         </w:rPr>
       </w:pPr>
     </w:p>
@@ -263,7 +263,7 @@
         <w:lastRenderedPageBreak/>
         <w:tab/>
       </w:r>
-      <w:bookmarkStart w:id="0" w:name="_Toc225850792"/>
+      <w:bookmarkStart w:id="0" w:name="_Toc226660109"/>
       <w:r>
         <w:rPr>
           <w:u w:val="single"/>
@@ -274,6 +274,15 @@
     </w:p>
     <w:sdt>
       <w:sdtPr>
+        <w:rPr>
+          <w:rFonts w:asciiTheme="minorHAnsi" w:eastAsiaTheme="minorHAnsi" w:hAnsiTheme="minorHAnsi" w:cstheme="minorBidi"/>
+          <w:color w:val="auto"/>
+          <w:kern w:val="2"/>
+          <w:sz w:val="24"/>
+          <w:szCs w:val="24"/>
+          <w:lang w:eastAsia="en-US"/>
+          <w14:ligatures w14:val="standardContextual"/>
+        </w:rPr>
         <w:id w:val="-2080816758"/>
         <w:docPartObj>
           <w:docPartGallery w:val="Table of Contents"/>
@@ -282,15 +291,9 @@
       </w:sdtPr>
       <w:sdtEndPr>
         <w:rPr>
-          <w:rFonts w:asciiTheme="minorHAnsi" w:eastAsiaTheme="minorHAnsi" w:hAnsiTheme="minorHAnsi" w:cstheme="minorBidi"/>
+          <w:rFonts w:eastAsiaTheme="minorEastAsia"/>
           <w:b/>
           <w:bCs/>
-          <w:color w:val="auto"/>
-          <w:kern w:val="2"/>
-          <w:sz w:val="24"/>
-          <w:szCs w:val="24"/>
-          <w:lang w:eastAsia="en-US"/>
-          <w14:ligatures w14:val="standardContextual"/>
         </w:rPr>
       </w:sdtEndPr>
       <w:sdtContent>
@@ -320,7 +323,7 @@
           <w:r>
             <w:fldChar w:fldCharType="separate"/>
           </w:r>
-          <w:hyperlink w:anchor="_Toc225850792" w:history="1">
+          <w:hyperlink w:anchor="_Toc226660109" w:history="1">
             <w:r>
               <w:rPr>
                 <w:rStyle w:val="Lienhypertexte"/>
@@ -347,7 +350,7 @@
                 <w:noProof/>
                 <w:webHidden/>
               </w:rPr>
-              <w:instrText xml:space="preserve"> PAGEREF _Toc225850792 \h </w:instrText>
+              <w:instrText xml:space="preserve"> PAGEREF _Toc226660109 \h </w:instrText>
             </w:r>
             <w:r>
               <w:rPr>
@@ -391,7 +394,7 @@
               <w:lang w:eastAsia="fr-FR"/>
             </w:rPr>
           </w:pPr>
-          <w:hyperlink w:anchor="_Toc225850793" w:history="1">
+          <w:hyperlink w:anchor="_Toc226660110" w:history="1">
             <w:r>
               <w:rPr>
                 <w:rStyle w:val="Lienhypertexte"/>
@@ -433,7 +436,7 @@
                 <w:noProof/>
                 <w:webHidden/>
               </w:rPr>
-              <w:instrText xml:space="preserve"> PAGEREF _Toc225850793 \h </w:instrText>
+              <w:instrText xml:space="preserve"> PAGEREF _Toc226660110 \h </w:instrText>
             </w:r>
             <w:r>
               <w:rPr>
@@ -477,13 +480,13 @@
               <w:lang w:eastAsia="fr-FR"/>
             </w:rPr>
           </w:pPr>
-          <w:hyperlink w:anchor="_Toc225850794" w:history="1">
+          <w:hyperlink w:anchor="_Toc226660111" w:history="1">
             <w:r>
               <w:rPr>
                 <w:rStyle w:val="Lienhypertexte"/>
                 <w:noProof/>
               </w:rPr>
-              <w:t>2.</w:t>
+              <w:t>1.</w:t>
             </w:r>
             <w:r>
               <w:rPr>
@@ -498,7 +501,7 @@
                 <w:rStyle w:val="Lienhypertexte"/>
                 <w:noProof/>
               </w:rPr>
-              <w:t>ZKLDZKD</w:t>
+              <w:t>Installation</w:t>
             </w:r>
             <w:r>
               <w:rPr>
@@ -519,7 +522,7 @@
                 <w:noProof/>
                 <w:webHidden/>
               </w:rPr>
-              <w:instrText xml:space="preserve"> PAGEREF _Toc225850794 \h </w:instrText>
+              <w:instrText xml:space="preserve"> PAGEREF _Toc226660111 \h </w:instrText>
             </w:r>
             <w:r>
               <w:rPr>
@@ -563,13 +566,13 @@
               <w:lang w:eastAsia="fr-FR"/>
             </w:rPr>
           </w:pPr>
-          <w:hyperlink w:anchor="_Toc225850795" w:history="1">
+          <w:hyperlink w:anchor="_Toc226660112" w:history="1">
             <w:r>
               <w:rPr>
                 <w:rStyle w:val="Lienhypertexte"/>
                 <w:noProof/>
               </w:rPr>
-              <w:t>3.</w:t>
+              <w:t>2.</w:t>
             </w:r>
             <w:r>
               <w:rPr>
@@ -584,7 +587,7 @@
                 <w:rStyle w:val="Lienhypertexte"/>
                 <w:noProof/>
               </w:rPr>
-              <w:t>KSLDKLZS</w:t>
+              <w:t>Exécution</w:t>
             </w:r>
             <w:r>
               <w:rPr>
@@ -605,7 +608,7 @@
                 <w:noProof/>
                 <w:webHidden/>
               </w:rPr>
-              <w:instrText xml:space="preserve"> PAGEREF _Toc225850795 \h </w:instrText>
+              <w:instrText xml:space="preserve"> PAGEREF _Toc226660112 \h </w:instrText>
             </w:r>
             <w:r>
               <w:rPr>
@@ -625,7 +628,7 @@
                 <w:noProof/>
                 <w:webHidden/>
               </w:rPr>
-              <w:t>5</w:t>
+              <w:t>4</w:t>
             </w:r>
             <w:r>
               <w:rPr>
@@ -671,133 +674,406 @@
         <w:pStyle w:val="Titre1"/>
         <w:numPr>
           <w:ilvl w:val="0"/>
+          <w:numId w:val="2"/>
+        </w:numPr>
+      </w:pPr>
+      <w:bookmarkStart w:id="1" w:name="_Toc226660110"/>
+      <w:r>
+        <w:lastRenderedPageBreak/>
+        <w:t>Présentation :</w:t>
+      </w:r>
+      <w:bookmarkEnd w:id="1"/>
+    </w:p>
+    <w:p>
+      <w:r>
+        <w:t xml:space="preserve">Toki est notre chat réseaux multi-utilisateur. </w:t>
+      </w:r>
+      <w:r>
+        <w:t xml:space="preserve">Nous l’avons </w:t>
+      </w:r>
+      <w:r>
+        <w:t>créé</w:t>
+      </w:r>
+      <w:r>
+        <w:t xml:space="preserve"> grâce à Visual Studio Code en utilisant différents </w:t>
+      </w:r>
+      <w:r>
+        <w:t>langages de programmation</w:t>
+      </w:r>
+      <w:r>
+        <w:t xml:space="preserve"> (HTML/CSS, Python, JavaScript).</w:t>
+      </w:r>
+      <w:r>
+        <w:t xml:space="preserve"> Il est présenté sous forme de site web.</w:t>
+      </w:r>
+      <w:r>
+        <w:t xml:space="preserve"> Notre chat réseaux multi-utilisateur va vous permettre de communiquer avec d’autres</w:t>
+      </w:r>
+      <w:r>
+        <w:t xml:space="preserve"> personnes.</w:t>
+      </w:r>
+    </w:p>
+    <w:p>
+      <w:r>
+        <w:t>Ce document vous permettra de bien l’installer</w:t>
+      </w:r>
+      <w:r>
+        <w:t>.</w:t>
+      </w:r>
+    </w:p>
+    <w:p/>
+    <w:p/>
+    <w:p/>
+    <w:p/>
+    <w:p/>
+    <w:p/>
+    <w:p/>
+    <w:p/>
+    <w:p/>
+    <w:p/>
+    <w:p/>
+    <w:p/>
+    <w:p/>
+    <w:p/>
+    <w:p/>
+    <w:p/>
+    <w:p/>
+    <w:p/>
+    <w:p/>
+    <w:p/>
+    <w:p/>
+    <w:p/>
+    <w:p/>
+    <w:p/>
+    <w:p>
+      <w:r>
+        <w:t xml:space="preserve">Commandes </w:t>
+      </w:r>
+      <w:proofErr w:type="spellStart"/>
+      <w:r>
+        <w:rPr>
+          <w:color w:val="0070C0"/>
+        </w:rPr>
+        <w:t>windows</w:t>
+      </w:r>
+      <w:proofErr w:type="spellEnd"/>
+      <w:r>
+        <w:rPr>
+          <w:color w:val="0070C0"/>
+        </w:rPr>
+        <w:t xml:space="preserve"> </w:t>
+      </w:r>
+      <w:r>
+        <w:t xml:space="preserve">| </w:t>
+      </w:r>
+      <w:r>
+        <w:rPr>
+          <w:color w:val="FF0000"/>
+        </w:rPr>
+        <w:t>linux/mac</w:t>
+      </w:r>
+    </w:p>
+    <w:p>
+      <w:pPr>
+        <w:pStyle w:val="Titre1"/>
+        <w:ind w:left="360"/>
+      </w:pPr>
+      <w:bookmarkStart w:id="2" w:name="_Toc226660111"/>
+      <w:r>
+        <w:t>2.</w:t>
+      </w:r>
+      <w:r>
+        <w:t>Installatio</w:t>
+      </w:r>
+      <w:r>
+        <w:t>n</w:t>
+      </w:r>
+      <w:bookmarkEnd w:id="2"/>
+    </w:p>
+    <w:p>
+      <w:pPr>
+        <w:pStyle w:val="Paragraphedeliste"/>
+        <w:numPr>
+          <w:ilvl w:val="1"/>
           <w:numId w:val="1"/>
         </w:numPr>
       </w:pPr>
-      <w:bookmarkStart w:id="1" w:name="_Toc225850793"/>
-      <w:r>
-        <w:lastRenderedPageBreak/>
-        <w:t>Présentation :</w:t>
-      </w:r>
-      <w:bookmarkEnd w:id="1"/>
-    </w:p>
-    <w:p>
-      <w:r>
-        <w:t xml:space="preserve">Toki est notre chat réseaux multi-utilisateur. </w:t>
-      </w:r>
-      <w:r>
-        <w:t xml:space="preserve">Nous l’avons </w:t>
-      </w:r>
-      <w:r>
-        <w:t>créé</w:t>
-      </w:r>
-      <w:r>
-        <w:t xml:space="preserve"> grâce à Visual Studio Code en utilisant différents </w:t>
-      </w:r>
-      <w:r>
-        <w:t>langages de programmation</w:t>
-      </w:r>
-      <w:r>
-        <w:t xml:space="preserve"> (HTML/CSS, Python, JavaScript).</w:t>
-      </w:r>
-      <w:r>
-        <w:t xml:space="preserve"> Il est présenté sous forme de site web.</w:t>
-      </w:r>
-      <w:r>
-        <w:t xml:space="preserve"> Notre chat réseaux multi-utilisateur va vous permettre de communiquer avec d’autres</w:t>
-      </w:r>
-      <w:r>
-        <w:t xml:space="preserve"> personnes.</w:t>
-      </w:r>
-    </w:p>
-    <w:p>
-      <w:r>
-        <w:t>Ce document vous permettra de bien l’installer</w:t>
-      </w:r>
-      <w:r>
-        <w:t>.</w:t>
-      </w:r>
-    </w:p>
-    <w:p/>
-    <w:p/>
-    <w:p/>
-    <w:p/>
-    <w:p/>
-    <w:p/>
-    <w:p/>
-    <w:p/>
-    <w:p/>
-    <w:p/>
-    <w:p/>
-    <w:p/>
-    <w:p/>
-    <w:p/>
-    <w:p/>
-    <w:p/>
-    <w:p/>
-    <w:p/>
-    <w:p/>
-    <w:p/>
-    <w:p/>
-    <w:p/>
-    <w:p/>
-    <w:p/>
-    <w:p/>
-    <w:p>
-      <w:pPr>
-        <w:pStyle w:val="Titre1"/>
+      <w:r>
+        <w:t>Installer python</w:t>
+      </w:r>
+    </w:p>
+    <w:p>
+      <w:pPr>
+        <w:pStyle w:val="Paragraphedeliste"/>
         <w:numPr>
-          <w:ilvl w:val="0"/>
+          <w:ilvl w:val="1"/>
           <w:numId w:val="1"/>
         </w:numPr>
       </w:pPr>
-      <w:bookmarkStart w:id="2" w:name="_Toc225850794"/>
-      <w:r>
-        <w:t>ZKLDZKD</w:t>
-      </w:r>
-      <w:bookmarkEnd w:id="2"/>
-    </w:p>
-    <w:p/>
-    <w:p/>
-    <w:p/>
-    <w:p/>
-    <w:p/>
-    <w:p/>
-    <w:p/>
-    <w:p/>
-    <w:p/>
-    <w:p/>
-    <w:p/>
-    <w:p/>
-    <w:p/>
-    <w:p/>
-    <w:p/>
-    <w:p/>
-    <w:p/>
-    <w:p/>
-    <w:p/>
-    <w:p/>
-    <w:p/>
-    <w:p/>
-    <w:p/>
-    <w:p/>
-    <w:p/>
-    <w:p/>
-    <w:p/>
-    <w:p>
-      <w:pPr>
-        <w:pStyle w:val="Titre1"/>
+      <w:r>
+        <w:t>Installer</w:t>
+      </w:r>
+      <w:r>
+        <w:t xml:space="preserve"> le</w:t>
+      </w:r>
+      <w:r>
+        <w:t xml:space="preserve">s </w:t>
+      </w:r>
+      <w:proofErr w:type="gramStart"/>
+      <w:r>
+        <w:t>modules:</w:t>
+      </w:r>
+      <w:proofErr w:type="gramEnd"/>
+      <w:r>
+        <w:t xml:space="preserve"> </w:t>
+      </w:r>
+      <w:r>
+        <w:rPr>
+          <w:color w:val="0070C0"/>
+        </w:rPr>
+        <w:t>python</w:t>
+      </w:r>
+      <w:r>
+        <w:t>|</w:t>
+      </w:r>
+      <w:r>
+        <w:rPr>
+          <w:color w:val="FF0000"/>
+        </w:rPr>
+        <w:t>python</w:t>
+      </w:r>
+      <w:proofErr w:type="gramStart"/>
+      <w:r>
+        <w:rPr>
+          <w:color w:val="FF0000"/>
+        </w:rPr>
+        <w:t>3</w:t>
+      </w:r>
+      <w:r>
+        <w:t xml:space="preserve"> </w:t>
+      </w:r>
+      <w:r>
+        <w:t xml:space="preserve"> -</w:t>
+      </w:r>
+      <w:proofErr w:type="gramEnd"/>
+      <w:r>
+        <w:t xml:space="preserve">m </w:t>
+      </w:r>
+      <w:proofErr w:type="spellStart"/>
+      <w:r>
+        <w:t>pip</w:t>
+      </w:r>
+      <w:proofErr w:type="spellEnd"/>
+      <w:r>
+        <w:t xml:space="preserve"> </w:t>
+      </w:r>
+      <w:proofErr w:type="spellStart"/>
+      <w:r>
+        <w:t>install</w:t>
+      </w:r>
+      <w:proofErr w:type="spellEnd"/>
+      <w:r>
+        <w:t xml:space="preserve"> –r src/backend/</w:t>
+      </w:r>
+      <w:r>
+        <w:t>requirements.txt</w:t>
+      </w:r>
+      <w:r>
+        <w:t xml:space="preserve"> (sur linux</w:t>
+      </w:r>
+      <w:r>
+        <w:t>,</w:t>
+      </w:r>
+      <w:r>
+        <w:t xml:space="preserve"> </w:t>
+      </w:r>
+      <w:proofErr w:type="spellStart"/>
+      <w:r>
+        <w:t>pip</w:t>
+      </w:r>
+      <w:proofErr w:type="spellEnd"/>
+      <w:r>
+        <w:t xml:space="preserve"> peu peut être ne pas être installe, pour l'installer faut l'installer depuis le pa</w:t>
+      </w:r>
+      <w:r>
+        <w:t>quet manager (</w:t>
+      </w:r>
+      <w:proofErr w:type="spellStart"/>
+      <w:r>
+        <w:rPr>
+          <w:color w:val="FF0000"/>
+        </w:rPr>
+        <w:t>apt</w:t>
+      </w:r>
+      <w:proofErr w:type="spellEnd"/>
+      <w:r>
+        <w:rPr>
+          <w:color w:val="FF0000"/>
+        </w:rPr>
+        <w:t xml:space="preserve"> </w:t>
+      </w:r>
+      <w:proofErr w:type="spellStart"/>
+      <w:r>
+        <w:rPr>
+          <w:color w:val="FF0000"/>
+        </w:rPr>
+        <w:t>install</w:t>
+      </w:r>
+      <w:proofErr w:type="spellEnd"/>
+      <w:r>
+        <w:rPr>
+          <w:color w:val="FF0000"/>
+        </w:rPr>
+        <w:t xml:space="preserve"> python-</w:t>
+      </w:r>
+      <w:proofErr w:type="spellStart"/>
+      <w:r>
+        <w:rPr>
+          <w:color w:val="FF0000"/>
+        </w:rPr>
+        <w:t>pip</w:t>
+      </w:r>
+      <w:proofErr w:type="spellEnd"/>
+      <w:r>
+        <w:t xml:space="preserve">) sur </w:t>
+      </w:r>
+      <w:r>
+        <w:t>Debian</w:t>
+      </w:r>
+      <w:r>
+        <w:t>)</w:t>
+      </w:r>
+    </w:p>
+    <w:p>
+      <w:pPr>
+        <w:pStyle w:val="Paragraphedeliste"/>
         <w:numPr>
-          <w:ilvl w:val="0"/>
+          <w:ilvl w:val="1"/>
           <w:numId w:val="1"/>
         </w:numPr>
       </w:pPr>
-      <w:bookmarkStart w:id="3" w:name="_Toc225850795"/>
-      <w:r>
-        <w:t>KSLDKLZS</w:t>
+      <w:r>
+        <w:t>Si la version de python est &gt;</w:t>
+      </w:r>
+      <w:r>
+        <w:t>=</w:t>
+      </w:r>
+      <w:r>
+        <w:t xml:space="preserve"> </w:t>
+      </w:r>
+      <w:proofErr w:type="gramStart"/>
+      <w:r>
+        <w:t>3:</w:t>
+      </w:r>
+      <w:proofErr w:type="gramEnd"/>
+      <w:r>
+        <w:t xml:space="preserve"> </w:t>
+      </w:r>
+      <w:r>
+        <w:t>commenter la ligne 5 et décommenter la ligne 6</w:t>
+      </w:r>
+      <w:r>
+        <w:t>, si</w:t>
+      </w:r>
+      <w:r>
+        <w:t>non faire à l'envers</w:t>
+      </w:r>
+      <w:r>
+        <w:t>.</w:t>
+      </w:r>
+    </w:p>
+    <w:p>
+      <w:pPr>
+        <w:pStyle w:val="Paragraphedeliste"/>
+        <w:ind w:left="1440"/>
+      </w:pPr>
+    </w:p>
+    <w:p/>
+    <w:p/>
+    <w:p>
+      <w:pPr>
+        <w:pStyle w:val="Titre1"/>
+        <w:ind w:left="360"/>
+      </w:pPr>
+      <w:bookmarkStart w:id="3" w:name="_Toc226660112"/>
+      <w:r>
+        <w:t>3.</w:t>
+      </w:r>
+      <w:r>
+        <w:t>Exécution</w:t>
       </w:r>
       <w:bookmarkEnd w:id="3"/>
     </w:p>
+    <w:p>
+      <w:pPr>
+        <w:pStyle w:val="Paragraphedeliste"/>
+        <w:numPr>
+          <w:ilvl w:val="1"/>
+          <w:numId w:val="1"/>
+        </w:numPr>
+      </w:pPr>
+      <w:r>
+        <w:t xml:space="preserve">Depuis le répertoire racine du projet, </w:t>
+      </w:r>
+      <w:r>
+        <w:t>exécuter le server avec</w:t>
+      </w:r>
+      <w:r>
+        <w:t xml:space="preserve"> </w:t>
+      </w:r>
+      <w:r>
+        <w:t>(</w:t>
+      </w:r>
+      <w:r>
+        <w:rPr>
+          <w:color w:val="0070C0"/>
+        </w:rPr>
+        <w:t>python</w:t>
+      </w:r>
+      <w:r>
+        <w:t>|</w:t>
+      </w:r>
+      <w:r>
+        <w:rPr>
+          <w:color w:val="FF0000"/>
+        </w:rPr>
+        <w:t xml:space="preserve">python3 </w:t>
+      </w:r>
+      <w:r>
+        <w:rPr>
+          <w:color w:val="000000" w:themeColor="text1"/>
+        </w:rPr>
+        <w:t>src/backend/</w:t>
+      </w:r>
+      <w:r>
+        <w:rPr>
+          <w:color w:val="000000" w:themeColor="text1"/>
+        </w:rPr>
+        <w:t>main.py</w:t>
+      </w:r>
+      <w:r>
+        <w:t>)</w:t>
+      </w:r>
+    </w:p>
+    <w:p>
+      <w:pPr>
+        <w:pStyle w:val="Paragraphedeliste"/>
+        <w:numPr>
+          <w:ilvl w:val="1"/>
+          <w:numId w:val="1"/>
+        </w:numPr>
+      </w:pPr>
+      <w:r>
+        <w:t>Aller sur (http://</w:t>
+      </w:r>
+      <w:r>
+        <w:t>hote:80</w:t>
+      </w:r>
+      <w:r>
+        <w:t>)</w:t>
+      </w:r>
+    </w:p>
+    <w:p/>
     <w:sectPr>
       <w:footerReference w:type="default" r:id="rId10"/>
       <w:pgSz w:w="11906" w:h="16838"/>
@@ -970,7 +1246,96 @@
       </w:pPr>
     </w:lvl>
   </w:abstractNum>
-  <w:num w:numId="1" w16cid:durableId="1634482046">
+  <w:abstractNum w:abstractNumId="1" w15:restartNumberingAfterBreak="0">
+    <w:nsid w:val="582CD4A4"/>
+    <w:multiLevelType w:val="hybridMultilevel"/>
+    <w:tmpl w:val="0562DAFE"/>
+    <w:lvl w:ilvl="0" w:tplc="C7AA47A4">
+      <w:start w:val="1"/>
+      <w:numFmt w:val="decimal"/>
+      <w:lvlText w:val="%1."/>
+      <w:lvlJc w:val="left"/>
+      <w:pPr>
+        <w:ind w:left="720" w:hanging="360"/>
+      </w:pPr>
+    </w:lvl>
+    <w:lvl w:ilvl="1" w:tplc="B9A4810C">
+      <w:start w:val="1"/>
+      <w:numFmt w:val="lowerLetter"/>
+      <w:lvlText w:val="%2."/>
+      <w:lvlJc w:val="left"/>
+      <w:pPr>
+        <w:ind w:left="1440" w:hanging="360"/>
+      </w:pPr>
+    </w:lvl>
+    <w:lvl w:ilvl="2" w:tplc="0F20A346">
+      <w:start w:val="1"/>
+      <w:numFmt w:val="lowerRoman"/>
+      <w:lvlText w:val="%3."/>
+      <w:lvlJc w:val="right"/>
+      <w:pPr>
+        <w:ind w:left="2160" w:hanging="180"/>
+      </w:pPr>
+    </w:lvl>
+    <w:lvl w:ilvl="3" w:tplc="1BE20B4A">
+      <w:start w:val="1"/>
+      <w:numFmt w:val="decimal"/>
+      <w:lvlText w:val="%4."/>
+      <w:lvlJc w:val="left"/>
+      <w:pPr>
+        <w:ind w:left="2880" w:hanging="360"/>
+      </w:pPr>
+    </w:lvl>
+    <w:lvl w:ilvl="4" w:tplc="8380246A">
+      <w:start w:val="1"/>
+      <w:numFmt w:val="lowerLetter"/>
+      <w:lvlText w:val="%5."/>
+      <w:lvlJc w:val="left"/>
+      <w:pPr>
+        <w:ind w:left="3600" w:hanging="360"/>
+      </w:pPr>
+    </w:lvl>
+    <w:lvl w:ilvl="5" w:tplc="5E3EEB6A">
+      <w:start w:val="1"/>
+      <w:numFmt w:val="lowerRoman"/>
+      <w:lvlText w:val="%6."/>
+      <w:lvlJc w:val="right"/>
+      <w:pPr>
+        <w:ind w:left="4320" w:hanging="180"/>
+      </w:pPr>
+    </w:lvl>
+    <w:lvl w:ilvl="6" w:tplc="E63C33DC">
+      <w:start w:val="1"/>
+      <w:numFmt w:val="decimal"/>
+      <w:lvlText w:val="%7."/>
+      <w:lvlJc w:val="left"/>
+      <w:pPr>
+        <w:ind w:left="5040" w:hanging="360"/>
+      </w:pPr>
+    </w:lvl>
+    <w:lvl w:ilvl="7" w:tplc="CE60DE24">
+      <w:start w:val="1"/>
+      <w:numFmt w:val="lowerLetter"/>
+      <w:lvlText w:val="%8."/>
+      <w:lvlJc w:val="left"/>
+      <w:pPr>
+        <w:ind w:left="5760" w:hanging="360"/>
+      </w:pPr>
+    </w:lvl>
+    <w:lvl w:ilvl="8" w:tplc="A1A23D84">
+      <w:start w:val="1"/>
+      <w:numFmt w:val="lowerRoman"/>
+      <w:lvlText w:val="%9."/>
+      <w:lvlJc w:val="right"/>
+      <w:pPr>
+        <w:ind w:left="6480" w:hanging="180"/>
+      </w:pPr>
+    </w:lvl>
+  </w:abstractNum>
+  <w:num w:numId="1" w16cid:durableId="932206441">
+    <w:abstractNumId w:val="1"/>
+  </w:num>
+  <w:num w:numId="2" w16cid:durableId="1634482046">
     <w:abstractNumId w:val="0"/>
   </w:num>
 </w:numbering>

--- a/Présentation/Guide_installation_Toki_G2_MiniProjet2.docx
+++ b/Présentation/Guide_installation_Toki_G2_MiniProjet2.docx
@@ -8,7 +8,7 @@
           <w:noProof/>
         </w:rPr>
         <w:drawing>
-          <wp:anchor distT="0" distB="0" distL="114300" distR="114300" simplePos="0" relativeHeight="251658240" behindDoc="0" locked="0" layoutInCell="1" allowOverlap="1" wp14:anchorId="51A76193" wp14:editId="6894E654">
+          <wp:anchor distT="0" distB="0" distL="114300" distR="114300" simplePos="0" relativeHeight="251658240" behindDoc="0" locked="0" layoutInCell="1" allowOverlap="1" wp14:anchorId="51A76193" wp14:editId="65DAFEB4">
             <wp:simplePos x="0" y="0"/>
             <wp:positionH relativeFrom="column">
               <wp:posOffset>66675</wp:posOffset>
@@ -62,12 +62,12 @@
       <w:pPr>
         <w:jc w:val="right"/>
         <w:rPr>
-          <w:lang w:val="it-IT"/>
+          <w:lang w:val="en-US"/>
         </w:rPr>
       </w:pPr>
       <w:r>
         <w:rPr>
-          <w:lang w:val="it-IT"/>
+          <w:lang w:val="en-US"/>
         </w:rPr>
         <w:t>COLAMARCO Brando</w:t>
       </w:r>
@@ -76,12 +76,12 @@
       <w:pPr>
         <w:jc w:val="right"/>
         <w:rPr>
-          <w:lang w:val="it-IT"/>
+          <w:lang w:val="en-US"/>
         </w:rPr>
       </w:pPr>
       <w:r>
         <w:rPr>
-          <w:lang w:val="it-IT"/>
+          <w:lang w:val="en-US"/>
         </w:rPr>
         <w:t>GNANGLA Yoann</w:t>
       </w:r>
@@ -90,12 +90,12 @@
       <w:pPr>
         <w:jc w:val="right"/>
         <w:rPr>
-          <w:lang w:val="it-IT"/>
+          <w:lang w:val="en-US"/>
         </w:rPr>
       </w:pPr>
       <w:r>
         <w:rPr>
-          <w:lang w:val="it-IT"/>
+          <w:lang w:val="en-US"/>
         </w:rPr>
         <w:t>DIAZBOD Vento</w:t>
       </w:r>
@@ -104,7 +104,7 @@
       <w:pPr>
         <w:jc w:val="center"/>
         <w:rPr>
-          <w:lang w:val="it-IT"/>
+          <w:lang w:val="en-US"/>
         </w:rPr>
       </w:pPr>
     </w:p>
@@ -112,7 +112,7 @@
       <w:pPr>
         <w:jc w:val="center"/>
         <w:rPr>
-          <w:lang w:val="it-IT"/>
+          <w:lang w:val="en-US"/>
         </w:rPr>
       </w:pPr>
     </w:p>
@@ -120,7 +120,7 @@
       <w:pPr>
         <w:jc w:val="center"/>
         <w:rPr>
-          <w:lang w:val="it-IT"/>
+          <w:lang w:val="en-US"/>
         </w:rPr>
       </w:pPr>
     </w:p>
@@ -128,7 +128,7 @@
       <w:pPr>
         <w:jc w:val="center"/>
         <w:rPr>
-          <w:lang w:val="it-IT"/>
+          <w:lang w:val="en-US"/>
         </w:rPr>
       </w:pPr>
     </w:p>
@@ -136,7 +136,7 @@
       <w:pPr>
         <w:jc w:val="center"/>
         <w:rPr>
-          <w:lang w:val="it-IT"/>
+          <w:lang w:val="en-US"/>
         </w:rPr>
       </w:pPr>
     </w:p>
@@ -263,7 +263,7 @@
         <w:lastRenderedPageBreak/>
         <w:tab/>
       </w:r>
-      <w:bookmarkStart w:id="0" w:name="_Toc226660109"/>
+      <w:bookmarkStart w:id="0" w:name="_Toc225850792"/>
       <w:r>
         <w:rPr>
           <w:u w:val="single"/>
@@ -274,15 +274,6 @@
     </w:p>
     <w:sdt>
       <w:sdtPr>
-        <w:rPr>
-          <w:rFonts w:asciiTheme="minorHAnsi" w:eastAsiaTheme="minorHAnsi" w:hAnsiTheme="minorHAnsi" w:cstheme="minorBidi"/>
-          <w:color w:val="auto"/>
-          <w:kern w:val="2"/>
-          <w:sz w:val="24"/>
-          <w:szCs w:val="24"/>
-          <w:lang w:eastAsia="en-US"/>
-          <w14:ligatures w14:val="standardContextual"/>
-        </w:rPr>
         <w:id w:val="-2080816758"/>
         <w:docPartObj>
           <w:docPartGallery w:val="Table of Contents"/>
@@ -291,9 +282,15 @@
       </w:sdtPr>
       <w:sdtEndPr>
         <w:rPr>
-          <w:rFonts w:eastAsiaTheme="minorEastAsia"/>
+          <w:rFonts w:asciiTheme="minorHAnsi" w:eastAsiaTheme="minorHAnsi" w:hAnsiTheme="minorHAnsi" w:cstheme="minorBidi"/>
           <w:b/>
           <w:bCs/>
+          <w:color w:val="auto"/>
+          <w:kern w:val="2"/>
+          <w:sz w:val="24"/>
+          <w:szCs w:val="24"/>
+          <w:lang w:eastAsia="en-US"/>
+          <w14:ligatures w14:val="standardContextual"/>
         </w:rPr>
       </w:sdtEndPr>
       <w:sdtContent>
@@ -323,7 +320,7 @@
           <w:r>
             <w:fldChar w:fldCharType="separate"/>
           </w:r>
-          <w:hyperlink w:anchor="_Toc226660109" w:history="1">
+          <w:hyperlink w:anchor="_Toc225850792" w:history="1">
             <w:r>
               <w:rPr>
                 <w:rStyle w:val="Lienhypertexte"/>
@@ -350,7 +347,7 @@
                 <w:noProof/>
                 <w:webHidden/>
               </w:rPr>
-              <w:instrText xml:space="preserve"> PAGEREF _Toc226660109 \h </w:instrText>
+              <w:instrText xml:space="preserve"> PAGEREF _Toc225850792 \h </w:instrText>
             </w:r>
             <w:r>
               <w:rPr>
@@ -394,7 +391,7 @@
               <w:lang w:eastAsia="fr-FR"/>
             </w:rPr>
           </w:pPr>
-          <w:hyperlink w:anchor="_Toc226660110" w:history="1">
+          <w:hyperlink w:anchor="_Toc225850793" w:history="1">
             <w:r>
               <w:rPr>
                 <w:rStyle w:val="Lienhypertexte"/>
@@ -436,7 +433,7 @@
                 <w:noProof/>
                 <w:webHidden/>
               </w:rPr>
-              <w:instrText xml:space="preserve"> PAGEREF _Toc226660110 \h </w:instrText>
+              <w:instrText xml:space="preserve"> PAGEREF _Toc225850793 \h </w:instrText>
             </w:r>
             <w:r>
               <w:rPr>
@@ -480,13 +477,13 @@
               <w:lang w:eastAsia="fr-FR"/>
             </w:rPr>
           </w:pPr>
-          <w:hyperlink w:anchor="_Toc226660111" w:history="1">
+          <w:hyperlink w:anchor="_Toc225850794" w:history="1">
             <w:r>
               <w:rPr>
                 <w:rStyle w:val="Lienhypertexte"/>
                 <w:noProof/>
               </w:rPr>
-              <w:t>1.</w:t>
+              <w:t>2.</w:t>
             </w:r>
             <w:r>
               <w:rPr>
@@ -501,7 +498,7 @@
                 <w:rStyle w:val="Lienhypertexte"/>
                 <w:noProof/>
               </w:rPr>
-              <w:t>Installation</w:t>
+              <w:t>ZKLDZKD</w:t>
             </w:r>
             <w:r>
               <w:rPr>
@@ -522,7 +519,7 @@
                 <w:noProof/>
                 <w:webHidden/>
               </w:rPr>
-              <w:instrText xml:space="preserve"> PAGEREF _Toc226660111 \h </w:instrText>
+              <w:instrText xml:space="preserve"> PAGEREF _Toc225850794 \h </w:instrText>
             </w:r>
             <w:r>
               <w:rPr>
@@ -566,13 +563,13 @@
               <w:lang w:eastAsia="fr-FR"/>
             </w:rPr>
           </w:pPr>
-          <w:hyperlink w:anchor="_Toc226660112" w:history="1">
+          <w:hyperlink w:anchor="_Toc225850795" w:history="1">
             <w:r>
               <w:rPr>
                 <w:rStyle w:val="Lienhypertexte"/>
                 <w:noProof/>
               </w:rPr>
-              <w:t>2.</w:t>
+              <w:t>3.</w:t>
             </w:r>
             <w:r>
               <w:rPr>
@@ -587,7 +584,7 @@
                 <w:rStyle w:val="Lienhypertexte"/>
                 <w:noProof/>
               </w:rPr>
-              <w:t>Exécution</w:t>
+              <w:t>KSLDKLZS</w:t>
             </w:r>
             <w:r>
               <w:rPr>
@@ -608,7 +605,7 @@
                 <w:noProof/>
                 <w:webHidden/>
               </w:rPr>
-              <w:instrText xml:space="preserve"> PAGEREF _Toc226660112 \h </w:instrText>
+              <w:instrText xml:space="preserve"> PAGEREF _Toc225850795 \h </w:instrText>
             </w:r>
             <w:r>
               <w:rPr>
@@ -628,7 +625,7 @@
                 <w:noProof/>
                 <w:webHidden/>
               </w:rPr>
-              <w:t>4</w:t>
+              <w:t>5</w:t>
             </w:r>
             <w:r>
               <w:rPr>
@@ -674,10 +671,10 @@
         <w:pStyle w:val="Titre1"/>
         <w:numPr>
           <w:ilvl w:val="0"/>
-          <w:numId w:val="2"/>
+          <w:numId w:val="1"/>
         </w:numPr>
       </w:pPr>
-      <w:bookmarkStart w:id="1" w:name="_Toc226660110"/>
+      <w:bookmarkStart w:id="1" w:name="_Toc225850793"/>
       <w:r>
         <w:lastRenderedPageBreak/>
         <w:t>Présentation :</w:t>
@@ -745,335 +742,62 @@
     <w:p/>
     <w:p/>
     <w:p/>
-    <w:p>
-      <w:r>
-        <w:t xml:space="preserve">Commandes </w:t>
-      </w:r>
-      <w:proofErr w:type="spellStart"/>
-      <w:r>
-        <w:rPr>
-          <w:color w:val="0070C0"/>
-        </w:rPr>
-        <w:t>windows</w:t>
-      </w:r>
-      <w:proofErr w:type="spellEnd"/>
-      <w:r>
-        <w:rPr>
-          <w:color w:val="0070C0"/>
-        </w:rPr>
-        <w:t xml:space="preserve"> </w:t>
-      </w:r>
-      <w:r>
-        <w:t xml:space="preserve">| </w:t>
-      </w:r>
-      <w:r>
-        <w:rPr>
-          <w:color w:val="FF0000"/>
-        </w:rPr>
-        <w:t>linux/mac</w:t>
-      </w:r>
-    </w:p>
+    <w:p/>
     <w:p>
       <w:pPr>
         <w:pStyle w:val="Titre1"/>
-        <w:ind w:left="360"/>
-      </w:pPr>
-      <w:bookmarkStart w:id="2" w:name="_Toc226660111"/>
-      <w:r>
-        <w:t>2.</w:t>
-      </w:r>
-      <w:r>
-        <w:t>Installatio</w:t>
-      </w:r>
-      <w:r>
-        <w:t>n</w:t>
-      </w:r>
-      <w:bookmarkEnd w:id="2"/>
-    </w:p>
-    <w:p>
-      <w:pPr>
-        <w:pStyle w:val="Paragraphedeliste"/>
         <w:numPr>
-          <w:ilvl w:val="1"/>
+          <w:ilvl w:val="0"/>
           <w:numId w:val="1"/>
         </w:numPr>
       </w:pPr>
-      <w:r>
-        <w:t>Installer python</w:t>
-      </w:r>
-    </w:p>
-    <w:p>
-      <w:pPr>
-        <w:pStyle w:val="Paragraphedeliste"/>
+      <w:bookmarkStart w:id="2" w:name="_Toc225850794"/>
+      <w:r>
+        <w:t>ZKLDZKD</w:t>
+      </w:r>
+      <w:bookmarkEnd w:id="2"/>
+    </w:p>
+    <w:p/>
+    <w:p/>
+    <w:p/>
+    <w:p/>
+    <w:p/>
+    <w:p/>
+    <w:p/>
+    <w:p/>
+    <w:p/>
+    <w:p/>
+    <w:p/>
+    <w:p/>
+    <w:p/>
+    <w:p/>
+    <w:p/>
+    <w:p/>
+    <w:p/>
+    <w:p/>
+    <w:p/>
+    <w:p/>
+    <w:p/>
+    <w:p/>
+    <w:p/>
+    <w:p/>
+    <w:p/>
+    <w:p/>
+    <w:p/>
+    <w:p>
+      <w:pPr>
+        <w:pStyle w:val="Titre1"/>
         <w:numPr>
-          <w:ilvl w:val="1"/>
+          <w:ilvl w:val="0"/>
           <w:numId w:val="1"/>
         </w:numPr>
       </w:pPr>
-      <w:r>
-        <w:t>Installer</w:t>
-      </w:r>
-      <w:r>
-        <w:t xml:space="preserve"> le</w:t>
-      </w:r>
-      <w:r>
-        <w:t xml:space="preserve">s </w:t>
-      </w:r>
-      <w:proofErr w:type="gramStart"/>
-      <w:r>
-        <w:t>modules:</w:t>
-      </w:r>
-      <w:proofErr w:type="gramEnd"/>
-      <w:r>
-        <w:t xml:space="preserve"> </w:t>
-      </w:r>
-      <w:r>
-        <w:rPr>
-          <w:color w:val="0070C0"/>
-        </w:rPr>
-        <w:t>python</w:t>
-      </w:r>
-      <w:r>
-        <w:t>|</w:t>
-      </w:r>
-      <w:r>
-        <w:rPr>
-          <w:color w:val="FF0000"/>
-        </w:rPr>
-        <w:t>python</w:t>
-      </w:r>
-      <w:proofErr w:type="gramStart"/>
-      <w:r>
-        <w:rPr>
-          <w:color w:val="FF0000"/>
-        </w:rPr>
-        <w:t>3</w:t>
-      </w:r>
-      <w:r>
-        <w:t xml:space="preserve"> </w:t>
-      </w:r>
-      <w:r>
-        <w:t xml:space="preserve"> -</w:t>
-      </w:r>
-      <w:proofErr w:type="gramEnd"/>
-      <w:r>
-        <w:t xml:space="preserve">m </w:t>
-      </w:r>
-      <w:proofErr w:type="spellStart"/>
-      <w:r>
-        <w:t>pip</w:t>
-      </w:r>
-      <w:proofErr w:type="spellEnd"/>
-      <w:r>
-        <w:t xml:space="preserve"> </w:t>
-      </w:r>
-      <w:proofErr w:type="spellStart"/>
-      <w:r>
-        <w:t>install</w:t>
-      </w:r>
-      <w:proofErr w:type="spellEnd"/>
-      <w:r>
-        <w:t xml:space="preserve"> –r src/backend/</w:t>
-      </w:r>
-      <w:r>
-        <w:t>requirements.txt</w:t>
-      </w:r>
-      <w:r>
-        <w:t xml:space="preserve"> (sur linux</w:t>
-      </w:r>
-      <w:r>
-        <w:t>,</w:t>
-      </w:r>
-      <w:r>
-        <w:t xml:space="preserve"> </w:t>
-      </w:r>
-      <w:proofErr w:type="spellStart"/>
-      <w:r>
-        <w:t>pip</w:t>
-      </w:r>
-      <w:proofErr w:type="spellEnd"/>
-      <w:r>
-        <w:t xml:space="preserve"> peu peut être ne pas être installe, pour l'installer faut l'installer depuis le pa</w:t>
-      </w:r>
-      <w:r>
-        <w:t>quet manager (</w:t>
-      </w:r>
-      <w:proofErr w:type="spellStart"/>
-      <w:r>
-        <w:rPr>
-          <w:color w:val="FF0000"/>
-        </w:rPr>
-        <w:t>apt</w:t>
-      </w:r>
-      <w:proofErr w:type="spellEnd"/>
-      <w:r>
-        <w:rPr>
-          <w:color w:val="FF0000"/>
-        </w:rPr>
-        <w:t xml:space="preserve"> </w:t>
-      </w:r>
-      <w:proofErr w:type="spellStart"/>
-      <w:r>
-        <w:rPr>
-          <w:color w:val="FF0000"/>
-        </w:rPr>
-        <w:t>install</w:t>
-      </w:r>
-      <w:proofErr w:type="spellEnd"/>
-      <w:r>
-        <w:rPr>
-          <w:color w:val="FF0000"/>
-        </w:rPr>
-        <w:t xml:space="preserve"> python-</w:t>
-      </w:r>
-      <w:proofErr w:type="spellStart"/>
-      <w:r>
-        <w:rPr>
-          <w:color w:val="FF0000"/>
-        </w:rPr>
-        <w:t>pip</w:t>
-      </w:r>
-      <w:proofErr w:type="spellEnd"/>
-      <w:r>
-        <w:t xml:space="preserve">) sur </w:t>
-      </w:r>
-      <w:r>
-        <w:t>Debian</w:t>
-      </w:r>
-      <w:r>
-        <w:t>)</w:t>
-      </w:r>
-    </w:p>
-    <w:p>
-      <w:pPr>
-        <w:pStyle w:val="Paragraphedeliste"/>
-        <w:numPr>
-          <w:ilvl w:val="1"/>
-          <w:numId w:val="1"/>
-        </w:numPr>
-      </w:pPr>
-      <w:r>
-        <w:t>Si la version de python est &gt;</w:t>
-      </w:r>
-      <w:r>
-        <w:t>=</w:t>
-      </w:r>
-      <w:r>
-        <w:t xml:space="preserve"> </w:t>
-      </w:r>
-      <w:proofErr w:type="gramStart"/>
-      <w:r>
-        <w:t>3:</w:t>
-      </w:r>
-      <w:proofErr w:type="gramEnd"/>
-      <w:r>
-        <w:t xml:space="preserve"> </w:t>
-      </w:r>
-      <w:r>
-        <w:t>commenter la ligne 5 et décommenter la ligne 6</w:t>
-      </w:r>
-      <w:r>
-        <w:t>, si</w:t>
-      </w:r>
-      <w:r>
-        <w:t>non faire à l'envers</w:t>
-      </w:r>
-      <w:r>
-        <w:t>.</w:t>
-      </w:r>
-    </w:p>
-    <w:p>
-      <w:pPr>
-        <w:pStyle w:val="Paragraphedeliste"/>
-        <w:ind w:left="1440"/>
-      </w:pPr>
-    </w:p>
-    <w:p/>
-    <w:p/>
-    <w:p>
-      <w:pPr>
-        <w:pStyle w:val="Titre1"/>
-        <w:ind w:left="360"/>
-      </w:pPr>
-      <w:bookmarkStart w:id="3" w:name="_Toc226660112"/>
-      <w:r>
-        <w:t>3.</w:t>
-      </w:r>
-      <w:r>
-        <w:t>Exécution</w:t>
+      <w:bookmarkStart w:id="3" w:name="_Toc225850795"/>
+      <w:r>
+        <w:t>KSLDKLZS</w:t>
       </w:r>
       <w:bookmarkEnd w:id="3"/>
     </w:p>
-    <w:p>
-      <w:pPr>
-        <w:pStyle w:val="Paragraphedeliste"/>
-        <w:numPr>
-          <w:ilvl w:val="1"/>
-          <w:numId w:val="1"/>
-        </w:numPr>
-      </w:pPr>
-      <w:r>
-        <w:t xml:space="preserve">Depuis le répertoire racine du projet, </w:t>
-      </w:r>
-      <w:r>
-        <w:t>exécuter le server avec</w:t>
-      </w:r>
-      <w:r>
-        <w:t xml:space="preserve"> </w:t>
-      </w:r>
-      <w:r>
-        <w:t>(</w:t>
-      </w:r>
-      <w:r>
-        <w:rPr>
-          <w:color w:val="0070C0"/>
-        </w:rPr>
-        <w:t>python</w:t>
-      </w:r>
-      <w:r>
-        <w:t>|</w:t>
-      </w:r>
-      <w:r>
-        <w:rPr>
-          <w:color w:val="FF0000"/>
-        </w:rPr>
-        <w:t xml:space="preserve">python3 </w:t>
-      </w:r>
-      <w:r>
-        <w:rPr>
-          <w:color w:val="000000" w:themeColor="text1"/>
-        </w:rPr>
-        <w:t>src/backend/</w:t>
-      </w:r>
-      <w:r>
-        <w:rPr>
-          <w:color w:val="000000" w:themeColor="text1"/>
-        </w:rPr>
-        <w:t>main.py</w:t>
-      </w:r>
-      <w:r>
-        <w:t>)</w:t>
-      </w:r>
-    </w:p>
-    <w:p>
-      <w:pPr>
-        <w:pStyle w:val="Paragraphedeliste"/>
-        <w:numPr>
-          <w:ilvl w:val="1"/>
-          <w:numId w:val="1"/>
-        </w:numPr>
-      </w:pPr>
-      <w:r>
-        <w:t>Aller sur (http://</w:t>
-      </w:r>
-      <w:r>
-        <w:t>hote:80</w:t>
-      </w:r>
-      <w:r>
-        <w:t>)</w:t>
-      </w:r>
-    </w:p>
-    <w:p/>
     <w:sectPr>
       <w:footerReference w:type="default" r:id="rId10"/>
       <w:pgSz w:w="11906" w:h="16838"/>
@@ -1246,96 +970,7 @@
       </w:pPr>
     </w:lvl>
   </w:abstractNum>
-  <w:abstractNum w:abstractNumId="1" w15:restartNumberingAfterBreak="0">
-    <w:nsid w:val="582CD4A4"/>
-    <w:multiLevelType w:val="hybridMultilevel"/>
-    <w:tmpl w:val="0562DAFE"/>
-    <w:lvl w:ilvl="0" w:tplc="C7AA47A4">
-      <w:start w:val="1"/>
-      <w:numFmt w:val="decimal"/>
-      <w:lvlText w:val="%1."/>
-      <w:lvlJc w:val="left"/>
-      <w:pPr>
-        <w:ind w:left="720" w:hanging="360"/>
-      </w:pPr>
-    </w:lvl>
-    <w:lvl w:ilvl="1" w:tplc="B9A4810C">
-      <w:start w:val="1"/>
-      <w:numFmt w:val="lowerLetter"/>
-      <w:lvlText w:val="%2."/>
-      <w:lvlJc w:val="left"/>
-      <w:pPr>
-        <w:ind w:left="1440" w:hanging="360"/>
-      </w:pPr>
-    </w:lvl>
-    <w:lvl w:ilvl="2" w:tplc="0F20A346">
-      <w:start w:val="1"/>
-      <w:numFmt w:val="lowerRoman"/>
-      <w:lvlText w:val="%3."/>
-      <w:lvlJc w:val="right"/>
-      <w:pPr>
-        <w:ind w:left="2160" w:hanging="180"/>
-      </w:pPr>
-    </w:lvl>
-    <w:lvl w:ilvl="3" w:tplc="1BE20B4A">
-      <w:start w:val="1"/>
-      <w:numFmt w:val="decimal"/>
-      <w:lvlText w:val="%4."/>
-      <w:lvlJc w:val="left"/>
-      <w:pPr>
-        <w:ind w:left="2880" w:hanging="360"/>
-      </w:pPr>
-    </w:lvl>
-    <w:lvl w:ilvl="4" w:tplc="8380246A">
-      <w:start w:val="1"/>
-      <w:numFmt w:val="lowerLetter"/>
-      <w:lvlText w:val="%5."/>
-      <w:lvlJc w:val="left"/>
-      <w:pPr>
-        <w:ind w:left="3600" w:hanging="360"/>
-      </w:pPr>
-    </w:lvl>
-    <w:lvl w:ilvl="5" w:tplc="5E3EEB6A">
-      <w:start w:val="1"/>
-      <w:numFmt w:val="lowerRoman"/>
-      <w:lvlText w:val="%6."/>
-      <w:lvlJc w:val="right"/>
-      <w:pPr>
-        <w:ind w:left="4320" w:hanging="180"/>
-      </w:pPr>
-    </w:lvl>
-    <w:lvl w:ilvl="6" w:tplc="E63C33DC">
-      <w:start w:val="1"/>
-      <w:numFmt w:val="decimal"/>
-      <w:lvlText w:val="%7."/>
-      <w:lvlJc w:val="left"/>
-      <w:pPr>
-        <w:ind w:left="5040" w:hanging="360"/>
-      </w:pPr>
-    </w:lvl>
-    <w:lvl w:ilvl="7" w:tplc="CE60DE24">
-      <w:start w:val="1"/>
-      <w:numFmt w:val="lowerLetter"/>
-      <w:lvlText w:val="%8."/>
-      <w:lvlJc w:val="left"/>
-      <w:pPr>
-        <w:ind w:left="5760" w:hanging="360"/>
-      </w:pPr>
-    </w:lvl>
-    <w:lvl w:ilvl="8" w:tplc="A1A23D84">
-      <w:start w:val="1"/>
-      <w:numFmt w:val="lowerRoman"/>
-      <w:lvlText w:val="%9."/>
-      <w:lvlJc w:val="right"/>
-      <w:pPr>
-        <w:ind w:left="6480" w:hanging="180"/>
-      </w:pPr>
-    </w:lvl>
-  </w:abstractNum>
-  <w:num w:numId="1" w16cid:durableId="932206441">
-    <w:abstractNumId w:val="1"/>
-  </w:num>
-  <w:num w:numId="2" w16cid:durableId="1634482046">
+  <w:num w:numId="1" w16cid:durableId="1634482046">
     <w:abstractNumId w:val="0"/>
   </w:num>
 </w:numbering>

--- a/Présentation/Guide_installation_Toki_G2_MiniProjet2.docx
+++ b/Présentation/Guide_installation_Toki_G2_MiniProjet2.docx
@@ -8,7 +8,7 @@
           <w:noProof/>
         </w:rPr>
         <w:drawing>
-          <wp:anchor distT="0" distB="0" distL="114300" distR="114300" simplePos="0" relativeHeight="251658240" behindDoc="0" locked="0" layoutInCell="1" allowOverlap="1" wp14:anchorId="51A76193" wp14:editId="65DAFEB4">
+          <wp:anchor distT="0" distB="0" distL="114300" distR="114300" simplePos="0" relativeHeight="251658240" behindDoc="0" locked="0" layoutInCell="1" allowOverlap="1" wp14:anchorId="51A76193" wp14:editId="46D20852">
             <wp:simplePos x="0" y="0"/>
             <wp:positionH relativeFrom="column">
               <wp:posOffset>66675</wp:posOffset>
@@ -263,7 +263,7 @@
         <w:lastRenderedPageBreak/>
         <w:tab/>
       </w:r>
-      <w:bookmarkStart w:id="0" w:name="_Toc225850792"/>
+      <w:bookmarkStart w:id="0" w:name="_Toc226673234"/>
       <w:r>
         <w:rPr>
           <w:u w:val="single"/>
@@ -274,6 +274,15 @@
     </w:p>
     <w:sdt>
       <w:sdtPr>
+        <w:rPr>
+          <w:rFonts w:asciiTheme="minorHAnsi" w:eastAsiaTheme="minorHAnsi" w:hAnsiTheme="minorHAnsi" w:cstheme="minorBidi"/>
+          <w:color w:val="auto"/>
+          <w:kern w:val="2"/>
+          <w:sz w:val="24"/>
+          <w:szCs w:val="24"/>
+          <w:lang w:eastAsia="en-US"/>
+          <w14:ligatures w14:val="standardContextual"/>
+        </w:rPr>
         <w:id w:val="-2080816758"/>
         <w:docPartObj>
           <w:docPartGallery w:val="Table of Contents"/>
@@ -282,15 +291,9 @@
       </w:sdtPr>
       <w:sdtEndPr>
         <w:rPr>
-          <w:rFonts w:asciiTheme="minorHAnsi" w:eastAsiaTheme="minorHAnsi" w:hAnsiTheme="minorHAnsi" w:cstheme="minorBidi"/>
+          <w:rFonts w:eastAsiaTheme="minorEastAsia"/>
           <w:b/>
           <w:bCs/>
-          <w:color w:val="auto"/>
-          <w:kern w:val="2"/>
-          <w:sz w:val="24"/>
-          <w:szCs w:val="24"/>
-          <w:lang w:eastAsia="en-US"/>
-          <w14:ligatures w14:val="standardContextual"/>
         </w:rPr>
       </w:sdtEndPr>
       <w:sdtContent>
@@ -320,7 +323,7 @@
           <w:r>
             <w:fldChar w:fldCharType="separate"/>
           </w:r>
-          <w:hyperlink w:anchor="_Toc225850792" w:history="1">
+          <w:hyperlink w:anchor="_Toc226673234" w:history="1">
             <w:r>
               <w:rPr>
                 <w:rStyle w:val="Lienhypertexte"/>
@@ -347,7 +350,7 @@
                 <w:noProof/>
                 <w:webHidden/>
               </w:rPr>
-              <w:instrText xml:space="preserve"> PAGEREF _Toc225850792 \h </w:instrText>
+              <w:instrText xml:space="preserve"> PAGEREF _Toc226673234 \h </w:instrText>
             </w:r>
             <w:r>
               <w:rPr>
@@ -391,7 +394,7 @@
               <w:lang w:eastAsia="fr-FR"/>
             </w:rPr>
           </w:pPr>
-          <w:hyperlink w:anchor="_Toc225850793" w:history="1">
+          <w:hyperlink w:anchor="_Toc226673235" w:history="1">
             <w:r>
               <w:rPr>
                 <w:rStyle w:val="Lienhypertexte"/>
@@ -433,7 +436,7 @@
                 <w:noProof/>
                 <w:webHidden/>
               </w:rPr>
-              <w:instrText xml:space="preserve"> PAGEREF _Toc225850793 \h </w:instrText>
+              <w:instrText xml:space="preserve"> PAGEREF _Toc226673235 \h </w:instrText>
             </w:r>
             <w:r>
               <w:rPr>
@@ -477,13 +480,13 @@
               <w:lang w:eastAsia="fr-FR"/>
             </w:rPr>
           </w:pPr>
-          <w:hyperlink w:anchor="_Toc225850794" w:history="1">
+          <w:hyperlink w:anchor="_Toc226673236" w:history="1">
             <w:r>
               <w:rPr>
                 <w:rStyle w:val="Lienhypertexte"/>
                 <w:noProof/>
               </w:rPr>
-              <w:t>2.</w:t>
+              <w:t>1.</w:t>
             </w:r>
             <w:r>
               <w:rPr>
@@ -498,7 +501,7 @@
                 <w:rStyle w:val="Lienhypertexte"/>
                 <w:noProof/>
               </w:rPr>
-              <w:t>ZKLDZKD</w:t>
+              <w:t>Installation</w:t>
             </w:r>
             <w:r>
               <w:rPr>
@@ -519,7 +522,7 @@
                 <w:noProof/>
                 <w:webHidden/>
               </w:rPr>
-              <w:instrText xml:space="preserve"> PAGEREF _Toc225850794 \h </w:instrText>
+              <w:instrText xml:space="preserve"> PAGEREF _Toc226673236 \h </w:instrText>
             </w:r>
             <w:r>
               <w:rPr>
@@ -563,13 +566,13 @@
               <w:lang w:eastAsia="fr-FR"/>
             </w:rPr>
           </w:pPr>
-          <w:hyperlink w:anchor="_Toc225850795" w:history="1">
+          <w:hyperlink w:anchor="_Toc226673237" w:history="1">
             <w:r>
               <w:rPr>
                 <w:rStyle w:val="Lienhypertexte"/>
                 <w:noProof/>
               </w:rPr>
-              <w:t>3.</w:t>
+              <w:t>2.</w:t>
             </w:r>
             <w:r>
               <w:rPr>
@@ -584,7 +587,7 @@
                 <w:rStyle w:val="Lienhypertexte"/>
                 <w:noProof/>
               </w:rPr>
-              <w:t>KSLDKLZS</w:t>
+              <w:t>Exécution</w:t>
             </w:r>
             <w:r>
               <w:rPr>
@@ -605,7 +608,7 @@
                 <w:noProof/>
                 <w:webHidden/>
               </w:rPr>
-              <w:instrText xml:space="preserve"> PAGEREF _Toc225850795 \h </w:instrText>
+              <w:instrText xml:space="preserve"> PAGEREF _Toc226673237 \h </w:instrText>
             </w:r>
             <w:r>
               <w:rPr>
@@ -625,7 +628,7 @@
                 <w:noProof/>
                 <w:webHidden/>
               </w:rPr>
-              <w:t>5</w:t>
+              <w:t>4</w:t>
             </w:r>
             <w:r>
               <w:rPr>
@@ -671,10 +674,10 @@
         <w:pStyle w:val="Titre1"/>
         <w:numPr>
           <w:ilvl w:val="0"/>
-          <w:numId w:val="1"/>
+          <w:numId w:val="2"/>
         </w:numPr>
       </w:pPr>
-      <w:bookmarkStart w:id="1" w:name="_Toc225850793"/>
+      <w:bookmarkStart w:id="1" w:name="_Toc226673235"/>
       <w:r>
         <w:lastRenderedPageBreak/>
         <w:t>Présentation :</w:t>
@@ -742,7 +745,34 @@
     <w:p/>
     <w:p/>
     <w:p/>
-    <w:p/>
+    <w:p>
+      <w:r>
+        <w:t xml:space="preserve">Commandes </w:t>
+      </w:r>
+      <w:proofErr w:type="spellStart"/>
+      <w:r>
+        <w:rPr>
+          <w:color w:val="0070C0"/>
+        </w:rPr>
+        <w:t>windows</w:t>
+      </w:r>
+      <w:proofErr w:type="spellEnd"/>
+      <w:r>
+        <w:rPr>
+          <w:color w:val="0070C0"/>
+        </w:rPr>
+        <w:t xml:space="preserve"> </w:t>
+      </w:r>
+      <w:r>
+        <w:t xml:space="preserve">| </w:t>
+      </w:r>
+      <w:r>
+        <w:rPr>
+          <w:color w:val="FF0000"/>
+        </w:rPr>
+        <w:t>linux/mac</w:t>
+      </w:r>
+    </w:p>
     <w:p>
       <w:pPr>
         <w:pStyle w:val="Titre1"/>
@@ -751,37 +781,213 @@
           <w:numId w:val="1"/>
         </w:numPr>
       </w:pPr>
-      <w:bookmarkStart w:id="2" w:name="_Toc225850794"/>
-      <w:r>
-        <w:t>ZKLDZKD</w:t>
+      <w:bookmarkStart w:id="2" w:name="_Toc226673236"/>
+      <w:r>
+        <w:t>Installatio</w:t>
+      </w:r>
+      <w:r>
+        <w:t>n</w:t>
       </w:r>
       <w:bookmarkEnd w:id="2"/>
     </w:p>
-    <w:p/>
-    <w:p/>
-    <w:p/>
-    <w:p/>
-    <w:p/>
-    <w:p/>
-    <w:p/>
-    <w:p/>
-    <w:p/>
-    <w:p/>
-    <w:p/>
-    <w:p/>
-    <w:p/>
-    <w:p/>
-    <w:p/>
-    <w:p/>
-    <w:p/>
-    <w:p/>
-    <w:p/>
-    <w:p/>
-    <w:p/>
-    <w:p/>
-    <w:p/>
-    <w:p/>
-    <w:p/>
+    <w:p>
+      <w:pPr>
+        <w:pStyle w:val="Paragraphedeliste"/>
+        <w:numPr>
+          <w:ilvl w:val="1"/>
+          <w:numId w:val="1"/>
+        </w:numPr>
+      </w:pPr>
+      <w:r>
+        <w:t>Installer python</w:t>
+      </w:r>
+    </w:p>
+    <w:p>
+      <w:pPr>
+        <w:pStyle w:val="Paragraphedeliste"/>
+        <w:numPr>
+          <w:ilvl w:val="1"/>
+          <w:numId w:val="1"/>
+        </w:numPr>
+      </w:pPr>
+      <w:r>
+        <w:t>Installer</w:t>
+      </w:r>
+      <w:r>
+        <w:t xml:space="preserve"> le</w:t>
+      </w:r>
+      <w:r>
+        <w:t xml:space="preserve">s </w:t>
+      </w:r>
+      <w:proofErr w:type="gramStart"/>
+      <w:r>
+        <w:t>modules:</w:t>
+      </w:r>
+      <w:proofErr w:type="gramEnd"/>
+      <w:r>
+        <w:t xml:space="preserve"> </w:t>
+      </w:r>
+      <w:r>
+        <w:rPr>
+          <w:color w:val="0070C0"/>
+        </w:rPr>
+        <w:t>python</w:t>
+      </w:r>
+      <w:r>
+        <w:t>|</w:t>
+      </w:r>
+      <w:r>
+        <w:rPr>
+          <w:color w:val="FF0000"/>
+        </w:rPr>
+        <w:t>python</w:t>
+      </w:r>
+      <w:proofErr w:type="gramStart"/>
+      <w:r>
+        <w:rPr>
+          <w:color w:val="FF0000"/>
+        </w:rPr>
+        <w:t>3</w:t>
+      </w:r>
+      <w:r>
+        <w:t xml:space="preserve"> </w:t>
+      </w:r>
+      <w:r>
+        <w:t xml:space="preserve"> -</w:t>
+      </w:r>
+      <w:proofErr w:type="gramEnd"/>
+      <w:r>
+        <w:t xml:space="preserve">m </w:t>
+      </w:r>
+      <w:proofErr w:type="spellStart"/>
+      <w:r>
+        <w:t>pip</w:t>
+      </w:r>
+      <w:proofErr w:type="spellEnd"/>
+      <w:r>
+        <w:t xml:space="preserve"> </w:t>
+      </w:r>
+      <w:proofErr w:type="spellStart"/>
+      <w:r>
+        <w:t>install</w:t>
+      </w:r>
+      <w:proofErr w:type="spellEnd"/>
+      <w:r>
+        <w:t xml:space="preserve"> –r src/backend/</w:t>
+      </w:r>
+      <w:r>
+        <w:t>requirements.txt</w:t>
+      </w:r>
+      <w:r>
+        <w:t xml:space="preserve"> (sur linux</w:t>
+      </w:r>
+      <w:r>
+        <w:t>,</w:t>
+      </w:r>
+      <w:r>
+        <w:t xml:space="preserve"> </w:t>
+      </w:r>
+      <w:proofErr w:type="spellStart"/>
+      <w:r>
+        <w:t>pip</w:t>
+      </w:r>
+      <w:proofErr w:type="spellEnd"/>
+      <w:r>
+        <w:t xml:space="preserve"> peu peut être ne pas être installe, pour l'installer faut l'installer depuis le pa</w:t>
+      </w:r>
+      <w:r>
+        <w:t>quet manager (</w:t>
+      </w:r>
+      <w:proofErr w:type="spellStart"/>
+      <w:r>
+        <w:rPr>
+          <w:color w:val="FF0000"/>
+        </w:rPr>
+        <w:t>apt</w:t>
+      </w:r>
+      <w:proofErr w:type="spellEnd"/>
+      <w:r>
+        <w:rPr>
+          <w:color w:val="FF0000"/>
+        </w:rPr>
+        <w:t xml:space="preserve"> </w:t>
+      </w:r>
+      <w:proofErr w:type="spellStart"/>
+      <w:r>
+        <w:rPr>
+          <w:color w:val="FF0000"/>
+        </w:rPr>
+        <w:t>install</w:t>
+      </w:r>
+      <w:proofErr w:type="spellEnd"/>
+      <w:r>
+        <w:rPr>
+          <w:color w:val="FF0000"/>
+        </w:rPr>
+        <w:t xml:space="preserve"> python-</w:t>
+      </w:r>
+      <w:proofErr w:type="spellStart"/>
+      <w:r>
+        <w:rPr>
+          <w:color w:val="FF0000"/>
+        </w:rPr>
+        <w:t>pip</w:t>
+      </w:r>
+      <w:proofErr w:type="spellEnd"/>
+      <w:r>
+        <w:t xml:space="preserve">) sur </w:t>
+      </w:r>
+      <w:r>
+        <w:t>Debian</w:t>
+      </w:r>
+      <w:r>
+        <w:t>)</w:t>
+      </w:r>
+    </w:p>
+    <w:p>
+      <w:pPr>
+        <w:pStyle w:val="Paragraphedeliste"/>
+        <w:numPr>
+          <w:ilvl w:val="1"/>
+          <w:numId w:val="1"/>
+        </w:numPr>
+      </w:pPr>
+      <w:r>
+        <w:t>Si la version de python est &gt;</w:t>
+      </w:r>
+      <w:r>
+        <w:t>=</w:t>
+      </w:r>
+      <w:r>
+        <w:t xml:space="preserve"> </w:t>
+      </w:r>
+      <w:proofErr w:type="gramStart"/>
+      <w:r>
+        <w:t>3:</w:t>
+      </w:r>
+      <w:proofErr w:type="gramEnd"/>
+      <w:r>
+        <w:t xml:space="preserve"> </w:t>
+      </w:r>
+      <w:r>
+        <w:t>commenter la ligne 5 et décommenter la ligne 6</w:t>
+      </w:r>
+      <w:r>
+        <w:t>, si</w:t>
+      </w:r>
+      <w:r>
+        <w:t>non faire à l'envers</w:t>
+      </w:r>
+      <w:r>
+        <w:t>.</w:t>
+      </w:r>
+    </w:p>
+    <w:p>
+      <w:pPr>
+        <w:pStyle w:val="Paragraphedeliste"/>
+        <w:ind w:left="1440"/>
+      </w:pPr>
+    </w:p>
     <w:p/>
     <w:p/>
     <w:p>
@@ -792,12 +998,89 @@
           <w:numId w:val="1"/>
         </w:numPr>
       </w:pPr>
-      <w:bookmarkStart w:id="3" w:name="_Toc225850795"/>
-      <w:r>
-        <w:t>KSLDKLZS</w:t>
+      <w:bookmarkStart w:id="3" w:name="_Toc226673237"/>
+      <w:r>
+        <w:t>Exécution</w:t>
       </w:r>
       <w:bookmarkEnd w:id="3"/>
     </w:p>
+    <w:p>
+      <w:pPr>
+        <w:pStyle w:val="Paragraphedeliste"/>
+        <w:numPr>
+          <w:ilvl w:val="1"/>
+          <w:numId w:val="1"/>
+        </w:numPr>
+      </w:pPr>
+      <w:r>
+        <w:t xml:space="preserve">Depuis le répertoire racine du projet, </w:t>
+      </w:r>
+      <w:r>
+        <w:t>exécuter le server avec</w:t>
+      </w:r>
+      <w:r>
+        <w:t xml:space="preserve"> </w:t>
+      </w:r>
+      <w:r>
+        <w:t>(</w:t>
+      </w:r>
+      <w:r>
+        <w:rPr>
+          <w:color w:val="0070C0"/>
+          <w:lang w:val="en-US"/>
+        </w:rPr>
+        <w:t>python</w:t>
+      </w:r>
+      <w:r>
+        <w:rPr>
+          <w:lang w:val="en-US"/>
+        </w:rPr>
+        <w:t>|</w:t>
+      </w:r>
+      <w:r>
+        <w:rPr>
+          <w:color w:val="FF0000"/>
+          <w:lang w:val="en-US"/>
+        </w:rPr>
+        <w:t xml:space="preserve">python3 </w:t>
+      </w:r>
+      <w:r>
+        <w:rPr>
+          <w:color w:val="000000" w:themeColor="text1"/>
+          <w:lang w:val="en-US"/>
+        </w:rPr>
+        <w:t>src/backend/</w:t>
+      </w:r>
+      <w:r>
+        <w:rPr>
+          <w:color w:val="000000" w:themeColor="text1"/>
+          <w:lang w:val="en-US"/>
+        </w:rPr>
+        <w:t>main.py</w:t>
+      </w:r>
+      <w:r>
+        <w:t>)</w:t>
+      </w:r>
+    </w:p>
+    <w:p>
+      <w:pPr>
+        <w:pStyle w:val="Paragraphedeliste"/>
+        <w:numPr>
+          <w:ilvl w:val="1"/>
+          <w:numId w:val="1"/>
+        </w:numPr>
+      </w:pPr>
+      <w:r>
+        <w:t>Aller sur (http://</w:t>
+      </w:r>
+      <w:r>
+        <w:t>hote:80</w:t>
+      </w:r>
+      <w:r>
+        <w:t>)</w:t>
+      </w:r>
+    </w:p>
+    <w:p/>
     <w:sectPr>
       <w:footerReference w:type="default" r:id="rId10"/>
       <w:pgSz w:w="11906" w:h="16838"/>
@@ -970,7 +1253,96 @@
       </w:pPr>
     </w:lvl>
   </w:abstractNum>
-  <w:num w:numId="1" w16cid:durableId="1634482046">
+  <w:abstractNum w:abstractNumId="1" w15:restartNumberingAfterBreak="0">
+    <w:nsid w:val="582CD4A4"/>
+    <w:multiLevelType w:val="hybridMultilevel"/>
+    <w:tmpl w:val="699E34E4"/>
+    <w:lvl w:ilvl="0" w:tplc="78467028">
+      <w:start w:val="1"/>
+      <w:numFmt w:val="decimal"/>
+      <w:lvlText w:val="%1."/>
+      <w:lvlJc w:val="left"/>
+      <w:pPr>
+        <w:ind w:left="720" w:hanging="360"/>
+      </w:pPr>
+    </w:lvl>
+    <w:lvl w:ilvl="1" w:tplc="21D4299C">
+      <w:start w:val="1"/>
+      <w:numFmt w:val="lowerLetter"/>
+      <w:lvlText w:val="%2."/>
+      <w:lvlJc w:val="left"/>
+      <w:pPr>
+        <w:ind w:left="1440" w:hanging="360"/>
+      </w:pPr>
+    </w:lvl>
+    <w:lvl w:ilvl="2" w:tplc="B776E382">
+      <w:start w:val="1"/>
+      <w:numFmt w:val="lowerRoman"/>
+      <w:lvlText w:val="%3."/>
+      <w:lvlJc w:val="right"/>
+      <w:pPr>
+        <w:ind w:left="2160" w:hanging="180"/>
+      </w:pPr>
+    </w:lvl>
+    <w:lvl w:ilvl="3" w:tplc="B260A6A4">
+      <w:start w:val="1"/>
+      <w:numFmt w:val="decimal"/>
+      <w:lvlText w:val="%4."/>
+      <w:lvlJc w:val="left"/>
+      <w:pPr>
+        <w:ind w:left="2880" w:hanging="360"/>
+      </w:pPr>
+    </w:lvl>
+    <w:lvl w:ilvl="4" w:tplc="8D580DD2">
+      <w:start w:val="1"/>
+      <w:numFmt w:val="lowerLetter"/>
+      <w:lvlText w:val="%5."/>
+      <w:lvlJc w:val="left"/>
+      <w:pPr>
+        <w:ind w:left="3600" w:hanging="360"/>
+      </w:pPr>
+    </w:lvl>
+    <w:lvl w:ilvl="5" w:tplc="90208A40">
+      <w:start w:val="1"/>
+      <w:numFmt w:val="lowerRoman"/>
+      <w:lvlText w:val="%6."/>
+      <w:lvlJc w:val="right"/>
+      <w:pPr>
+        <w:ind w:left="4320" w:hanging="180"/>
+      </w:pPr>
+    </w:lvl>
+    <w:lvl w:ilvl="6" w:tplc="58F66488">
+      <w:start w:val="1"/>
+      <w:numFmt w:val="decimal"/>
+      <w:lvlText w:val="%7."/>
+      <w:lvlJc w:val="left"/>
+      <w:pPr>
+        <w:ind w:left="5040" w:hanging="360"/>
+      </w:pPr>
+    </w:lvl>
+    <w:lvl w:ilvl="7" w:tplc="237C95DC">
+      <w:start w:val="1"/>
+      <w:numFmt w:val="lowerLetter"/>
+      <w:lvlText w:val="%8."/>
+      <w:lvlJc w:val="left"/>
+      <w:pPr>
+        <w:ind w:left="5760" w:hanging="360"/>
+      </w:pPr>
+    </w:lvl>
+    <w:lvl w:ilvl="8" w:tplc="B1D47E1E">
+      <w:start w:val="1"/>
+      <w:numFmt w:val="lowerRoman"/>
+      <w:lvlText w:val="%9."/>
+      <w:lvlJc w:val="right"/>
+      <w:pPr>
+        <w:ind w:left="6480" w:hanging="180"/>
+      </w:pPr>
+    </w:lvl>
+  </w:abstractNum>
+  <w:num w:numId="1" w16cid:durableId="1546527340">
+    <w:abstractNumId w:val="1"/>
+  </w:num>
+  <w:num w:numId="2" w16cid:durableId="1634482046">
     <w:abstractNumId w:val="0"/>
   </w:num>
 </w:numbering>
